--- a/Laporan.docx
+++ b/Laporan.docx
@@ -34,29 +34,7 @@
           <w:sz w:val="56"/>
           <w:szCs w:val="56"/>
         </w:rPr>
-        <w:t xml:space="preserve"> </w:t>
-      </w:r>
-      <w:proofErr w:type="spellStart"/>
-      <w:r>
-        <w:rPr>
-          <w:rFonts w:ascii="Times New Roman" w:hAnsi="Times New Roman" w:cs="Times New Roman"/>
-          <w:b/>
-          <w:bCs/>
-          <w:sz w:val="56"/>
-          <w:szCs w:val="56"/>
-        </w:rPr>
-        <w:t>Praktikum</w:t>
-      </w:r>
-      <w:proofErr w:type="spellEnd"/>
-      <w:r>
-        <w:rPr>
-          <w:rFonts w:ascii="Times New Roman" w:hAnsi="Times New Roman" w:cs="Times New Roman"/>
-          <w:b/>
-          <w:bCs/>
-          <w:sz w:val="56"/>
-          <w:szCs w:val="56"/>
-        </w:rPr>
-        <w:t xml:space="preserve"> Dasar </w:t>
+        <w:t xml:space="preserve"> Praktikum Dasar </w:t>
       </w:r>
       <w:proofErr w:type="spellStart"/>
       <w:r>
@@ -655,6 +633,7 @@
           <w:rFonts w:ascii="Times New Roman" w:hAnsi="Times New Roman" w:cs="Times New Roman"/>
           <w:b/>
           <w:bCs/>
+          <w:noProof/>
           <w:sz w:val="44"/>
           <w:szCs w:val="44"/>
         </w:rPr>
@@ -725,7 +704,6 @@
     </w:p>
     <w:p>
       <w:pPr>
-        <w:spacing w:after="0"/>
         <w:rPr>
           <w:rFonts w:ascii="Times New Roman" w:hAnsi="Times New Roman" w:cs="Times New Roman"/>
         </w:rPr>
@@ -738,10 +716,10 @@
         <mc:AlternateContent>
           <mc:Choice Requires="wps">
             <w:drawing>
-              <wp:anchor distT="45720" distB="45720" distL="114300" distR="114300" simplePos="0" relativeHeight="251663360" behindDoc="0" locked="0" layoutInCell="1" allowOverlap="1" wp14:anchorId="44CFF85A" wp14:editId="02CDE726">
+              <wp:anchor distT="45720" distB="45720" distL="114300" distR="114300" simplePos="0" relativeHeight="251663360" behindDoc="0" locked="0" layoutInCell="1" allowOverlap="1" wp14:anchorId="44CFF85A" wp14:editId="58FE2466">
                 <wp:simplePos x="0" y="0"/>
                 <wp:positionH relativeFrom="margin">
-                  <wp:align>left</wp:align>
+                  <wp:posOffset>251460</wp:posOffset>
                 </wp:positionH>
                 <wp:positionV relativeFrom="paragraph">
                   <wp:posOffset>4598035</wp:posOffset>
@@ -791,6 +769,7 @@
                             <w:r>
                               <w:rPr>
                                 <w:rFonts w:ascii="Times New Roman" w:hAnsi="Times New Roman" w:cs="Times New Roman"/>
+                                <w:noProof/>
                               </w:rPr>
                               <w:drawing>
                                 <wp:inline distT="0" distB="0" distL="0" distR="0" wp14:anchorId="219510A1" wp14:editId="6EABC29B">
@@ -950,7 +929,7 @@
           </mc:Choice>
           <mc:Fallback>
             <w:pict>
-              <v:shape w14:anchorId="44CFF85A" id="_x0000_s1027" type="#_x0000_t202" style="position:absolute;margin-left:0;margin-top:362.05pt;width:225.6pt;height:259.8pt;z-index:251663360;visibility:visible;mso-wrap-style:square;mso-width-percent:0;mso-height-percent:0;mso-wrap-distance-left:9pt;mso-wrap-distance-top:3.6pt;mso-wrap-distance-right:9pt;mso-wrap-distance-bottom:3.6pt;mso-position-horizontal:left;mso-position-horizontal-relative:margin;mso-position-vertical:absolute;mso-position-vertical-relative:text;mso-width-percent:0;mso-height-percent:0;mso-width-relative:margin;mso-height-relative:margin;v-text-anchor:top" o:gfxdata="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">
+              <v:shape w14:anchorId="44CFF85A" id="_x0000_s1027" type="#_x0000_t202" style="position:absolute;margin-left:19.8pt;margin-top:362.05pt;width:225.6pt;height:259.8pt;z-index:251663360;visibility:visible;mso-wrap-style:square;mso-width-percent:0;mso-height-percent:0;mso-wrap-distance-left:9pt;mso-wrap-distance-top:3.6pt;mso-wrap-distance-right:9pt;mso-wrap-distance-bottom:3.6pt;mso-position-horizontal:absolute;mso-position-horizontal-relative:margin;mso-position-vertical:absolute;mso-position-vertical-relative:text;mso-width-percent:0;mso-height-percent:0;mso-width-relative:margin;mso-height-relative:margin;v-text-anchor:top" o:gfxdata="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">
                 <v:textbox>
                   <w:txbxContent>
                     <w:p>
@@ -963,6 +942,7 @@
                       <w:r>
                         <w:rPr>
                           <w:rFonts w:ascii="Times New Roman" w:hAnsi="Times New Roman" w:cs="Times New Roman"/>
+                          <w:noProof/>
                         </w:rPr>
                         <w:drawing>
                           <wp:inline distT="0" distB="0" distL="0" distR="0" wp14:anchorId="219510A1" wp14:editId="6EABC29B">
@@ -1110,6 +1090,184 @@
             </w:pict>
           </mc:Fallback>
         </mc:AlternateContent>
+      </w:r>
+      <w:r>
+        <w:rPr>
+          <w:rFonts w:ascii="Times New Roman" w:hAnsi="Times New Roman" w:cs="Times New Roman"/>
+        </w:rPr>
+        <w:br w:type="page"/>
+      </w:r>
+    </w:p>
+    <w:p>
+      <w:pPr>
+        <w:spacing w:after="0"/>
+        <w:rPr>
+          <w:rFonts w:ascii="Times New Roman" w:hAnsi="Times New Roman" w:cs="Times New Roman"/>
+          <w:sz w:val="44"/>
+          <w:szCs w:val="44"/>
+        </w:rPr>
+      </w:pPr>
+      <w:r>
+        <w:rPr>
+          <w:rFonts w:ascii="Times New Roman" w:hAnsi="Times New Roman" w:cs="Times New Roman"/>
+          <w:b/>
+          <w:bCs/>
+          <w:sz w:val="44"/>
+          <w:szCs w:val="44"/>
+        </w:rPr>
+        <w:lastRenderedPageBreak/>
+        <w:t>Soal 2</w:t>
+      </w:r>
+    </w:p>
+    <w:p>
+      <w:pPr>
+        <w:spacing w:after="0"/>
+        <w:rPr>
+          <w:rFonts w:ascii="Times New Roman" w:hAnsi="Times New Roman" w:cs="Times New Roman"/>
+          <w:sz w:val="44"/>
+          <w:szCs w:val="44"/>
+        </w:rPr>
+      </w:pPr>
+      <w:r>
+        <w:rPr>
+          <w:rFonts w:ascii="Times New Roman" w:hAnsi="Times New Roman" w:cs="Times New Roman"/>
+          <w:noProof/>
+          <w:sz w:val="44"/>
+          <w:szCs w:val="44"/>
+        </w:rPr>
+        <mc:AlternateContent>
+          <mc:Choice Requires="wps">
+            <w:drawing>
+              <wp:anchor distT="45720" distB="45720" distL="114300" distR="114300" simplePos="0" relativeHeight="251666432" behindDoc="0" locked="0" layoutInCell="1" allowOverlap="1" wp14:anchorId="01EA42F9" wp14:editId="473A7215">
+                <wp:simplePos x="0" y="0"/>
+                <wp:positionH relativeFrom="margin">
+                  <wp:align>left</wp:align>
+                </wp:positionH>
+                <wp:positionV relativeFrom="paragraph">
+                  <wp:posOffset>4229100</wp:posOffset>
+                </wp:positionV>
+                <wp:extent cx="2360930" cy="1404620"/>
+                <wp:effectExtent l="0" t="0" r="12700" b="10160"/>
+                <wp:wrapSquare wrapText="bothSides"/>
+                <wp:docPr id="381858814" name="Text Box 2"/>
+                <wp:cNvGraphicFramePr>
+                  <a:graphicFrameLocks xmlns:a="http://schemas.openxmlformats.org/drawingml/2006/main"/>
+                </wp:cNvGraphicFramePr>
+                <a:graphic xmlns:a="http://schemas.openxmlformats.org/drawingml/2006/main">
+                  <a:graphicData uri="http://schemas.microsoft.com/office/word/2010/wordprocessingShape">
+                    <wps:wsp>
+                      <wps:cNvSpPr txBox="1">
+                        <a:spLocks noChangeArrowheads="1"/>
+                      </wps:cNvSpPr>
+                      <wps:spPr bwMode="auto">
+                        <a:xfrm>
+                          <a:off x="0" y="0"/>
+                          <a:ext cx="2360930" cy="1404620"/>
+                        </a:xfrm>
+                        <a:prstGeom prst="rect">
+                          <a:avLst/>
+                        </a:prstGeom>
+                        <a:solidFill>
+                          <a:srgbClr val="FFFFFF"/>
+                        </a:solidFill>
+                        <a:ln w="9525">
+                          <a:solidFill>
+                            <a:srgbClr val="000000"/>
+                          </a:solidFill>
+                          <a:miter lim="800000"/>
+                          <a:headEnd/>
+                          <a:tailEnd/>
+                        </a:ln>
+                      </wps:spPr>
+                      <wps:txbx>
+                        <w:txbxContent>
+                          <w:p/>
+                        </w:txbxContent>
+                      </wps:txbx>
+                      <wps:bodyPr rot="0" vert="horz" wrap="square" lIns="91440" tIns="45720" rIns="91440" bIns="45720" anchor="t" anchorCtr="0">
+                        <a:spAutoFit/>
+                      </wps:bodyPr>
+                    </wps:wsp>
+                  </a:graphicData>
+                </a:graphic>
+                <wp14:sizeRelH relativeFrom="margin">
+                  <wp14:pctWidth>40000</wp14:pctWidth>
+                </wp14:sizeRelH>
+                <wp14:sizeRelV relativeFrom="margin">
+                  <wp14:pctHeight>20000</wp14:pctHeight>
+                </wp14:sizeRelV>
+              </wp:anchor>
+            </w:drawing>
+          </mc:Choice>
+          <mc:Fallback>
+            <w:pict>
+              <v:shape w14:anchorId="01EA42F9" id="_x0000_s1028" type="#_x0000_t202" style="position:absolute;margin-left:0;margin-top:333pt;width:185.9pt;height:110.6pt;z-index:251666432;visibility:visible;mso-wrap-style:square;mso-width-percent:400;mso-height-percent:200;mso-wrap-distance-left:9pt;mso-wrap-distance-top:3.6pt;mso-wrap-distance-right:9pt;mso-wrap-distance-bottom:3.6pt;mso-position-horizontal:left;mso-position-horizontal-relative:margin;mso-position-vertical:absolute;mso-position-vertical-relative:text;mso-width-percent:400;mso-height-percent:200;mso-width-relative:margin;mso-height-relative:margin;v-text-anchor:top" o:gfxdata="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">
+                <v:textbox style="mso-fit-shape-to-text:t">
+                  <w:txbxContent>
+                    <w:p/>
+                  </w:txbxContent>
+                </v:textbox>
+                <w10:wrap type="square" anchorx="margin"/>
+              </v:shape>
+            </w:pict>
+          </mc:Fallback>
+        </mc:AlternateContent>
+      </w:r>
+      <w:r>
+        <w:rPr>
+          <w:rFonts w:ascii="Times New Roman" w:hAnsi="Times New Roman" w:cs="Times New Roman"/>
+          <w:sz w:val="44"/>
+          <w:szCs w:val="44"/>
+        </w:rPr>
+        <w:drawing>
+          <wp:anchor distT="0" distB="0" distL="114300" distR="114300" simplePos="0" relativeHeight="251667456" behindDoc="0" locked="0" layoutInCell="1" allowOverlap="1" wp14:anchorId="2B1F11C1" wp14:editId="4A066412">
+            <wp:simplePos x="0" y="0"/>
+            <wp:positionH relativeFrom="column">
+              <wp:posOffset>0</wp:posOffset>
+            </wp:positionH>
+            <wp:positionV relativeFrom="paragraph">
+              <wp:posOffset>1270</wp:posOffset>
+            </wp:positionV>
+            <wp:extent cx="3493135" cy="4061460"/>
+            <wp:effectExtent l="0" t="0" r="0" b="0"/>
+            <wp:wrapSquare wrapText="bothSides"/>
+            <wp:docPr id="1177894423" name="Picture 1"/>
+            <wp:cNvGraphicFramePr>
+              <a:graphicFrameLocks xmlns:a="http://schemas.openxmlformats.org/drawingml/2006/main" noChangeAspect="1"/>
+            </wp:cNvGraphicFramePr>
+            <a:graphic xmlns:a="http://schemas.openxmlformats.org/drawingml/2006/main">
+              <a:graphicData uri="http://schemas.openxmlformats.org/drawingml/2006/picture">
+                <pic:pic xmlns:pic="http://schemas.openxmlformats.org/drawingml/2006/picture">
+                  <pic:nvPicPr>
+                    <pic:cNvPr id="1177894423" name=""/>
+                    <pic:cNvPicPr/>
+                  </pic:nvPicPr>
+                  <pic:blipFill>
+                    <a:blip r:embed="rId7" cstate="print">
+                      <a:extLst>
+                        <a:ext uri="{28A0092B-C50C-407E-A947-70E740481C1C}">
+                          <a14:useLocalDpi xmlns:a14="http://schemas.microsoft.com/office/drawing/2010/main" val="0"/>
+                        </a:ext>
+                      </a:extLst>
+                    </a:blip>
+                    <a:stretch>
+                      <a:fillRect/>
+                    </a:stretch>
+                  </pic:blipFill>
+                  <pic:spPr>
+                    <a:xfrm>
+                      <a:off x="0" y="0"/>
+                      <a:ext cx="3493135" cy="4061460"/>
+                    </a:xfrm>
+                    <a:prstGeom prst="rect">
+                      <a:avLst/>
+                    </a:prstGeom>
+                  </pic:spPr>
+                </pic:pic>
+              </a:graphicData>
+            </a:graphic>
+          </wp:anchor>
+        </w:drawing>
       </w:r>
     </w:p>
     <w:sectPr>

--- a/Laporan.docx
+++ b/Laporan.docx
@@ -14,7 +14,6 @@
           <w:szCs w:val="56"/>
         </w:rPr>
       </w:pPr>
-      <w:proofErr w:type="spellStart"/>
       <w:r>
         <w:rPr>
           <w:rFonts w:ascii="Times New Roman" w:hAnsi="Times New Roman" w:cs="Times New Roman"/>
@@ -23,31 +22,8 @@
           <w:sz w:val="56"/>
           <w:szCs w:val="56"/>
         </w:rPr>
-        <w:t>Laporan</w:t>
-      </w:r>
-      <w:proofErr w:type="spellEnd"/>
-      <w:r>
-        <w:rPr>
-          <w:rFonts w:ascii="Times New Roman" w:hAnsi="Times New Roman" w:cs="Times New Roman"/>
-          <w:b/>
-          <w:bCs/>
-          <w:sz w:val="56"/>
-          <w:szCs w:val="56"/>
-        </w:rPr>
-        <w:t xml:space="preserve"> Praktikum Dasar </w:t>
-      </w:r>
-      <w:proofErr w:type="spellStart"/>
-      <w:r>
-        <w:rPr>
-          <w:rFonts w:ascii="Times New Roman" w:hAnsi="Times New Roman" w:cs="Times New Roman"/>
-          <w:b/>
-          <w:bCs/>
-          <w:sz w:val="56"/>
-          <w:szCs w:val="56"/>
-        </w:rPr>
-        <w:t>Pemrograman</w:t>
-      </w:r>
-      <w:proofErr w:type="spellEnd"/>
+        <w:t>Laporan Praktikum Dasar Pemrograman</w:t>
+      </w:r>
     </w:p>
     <w:p>
       <w:pPr>
@@ -189,7 +165,6 @@
                                 <w:szCs w:val="36"/>
                               </w:rPr>
                             </w:pPr>
-                            <w:proofErr w:type="spellStart"/>
                             <w:r>
                               <w:rPr>
                                 <w:rFonts w:ascii="Times New Roman" w:hAnsi="Times New Roman" w:cs="Times New Roman"/>
@@ -200,7 +175,6 @@
                               </w:rPr>
                               <w:t>Laboratorium</w:t>
                             </w:r>
-                            <w:proofErr w:type="spellEnd"/>
                             <w:r>
                               <w:rPr>
                                 <w:rFonts w:ascii="Times New Roman" w:hAnsi="Times New Roman" w:cs="Times New Roman"/>
@@ -319,7 +293,6 @@
                           <w:szCs w:val="36"/>
                         </w:rPr>
                       </w:pPr>
-                      <w:proofErr w:type="spellStart"/>
                       <w:r>
                         <w:rPr>
                           <w:rFonts w:ascii="Times New Roman" w:hAnsi="Times New Roman" w:cs="Times New Roman"/>
@@ -330,7 +303,6 @@
                         </w:rPr>
                         <w:t>Laboratorium</w:t>
                       </w:r>
-                      <w:proofErr w:type="spellEnd"/>
                       <w:r>
                         <w:rPr>
                           <w:rFonts w:ascii="Times New Roman" w:hAnsi="Times New Roman" w:cs="Times New Roman"/>
@@ -713,383 +685,47 @@
           <w:rFonts w:ascii="Times New Roman" w:hAnsi="Times New Roman" w:cs="Times New Roman"/>
           <w:noProof/>
         </w:rPr>
-        <mc:AlternateContent>
-          <mc:Choice Requires="wps">
-            <w:drawing>
-              <wp:anchor distT="45720" distB="45720" distL="114300" distR="114300" simplePos="0" relativeHeight="251663360" behindDoc="0" locked="0" layoutInCell="1" allowOverlap="1" wp14:anchorId="44CFF85A" wp14:editId="58FE2466">
-                <wp:simplePos x="0" y="0"/>
-                <wp:positionH relativeFrom="margin">
-                  <wp:posOffset>251460</wp:posOffset>
-                </wp:positionH>
-                <wp:positionV relativeFrom="paragraph">
-                  <wp:posOffset>4598035</wp:posOffset>
-                </wp:positionV>
-                <wp:extent cx="2865120" cy="3299460"/>
-                <wp:effectExtent l="0" t="0" r="11430" b="15240"/>
-                <wp:wrapSquare wrapText="bothSides"/>
-                <wp:docPr id="141251737" name="Text Box 2"/>
-                <wp:cNvGraphicFramePr>
-                  <a:graphicFrameLocks xmlns:a="http://schemas.openxmlformats.org/drawingml/2006/main"/>
-                </wp:cNvGraphicFramePr>
-                <a:graphic xmlns:a="http://schemas.openxmlformats.org/drawingml/2006/main">
-                  <a:graphicData uri="http://schemas.microsoft.com/office/word/2010/wordprocessingShape">
-                    <wps:wsp>
-                      <wps:cNvSpPr txBox="1">
-                        <a:spLocks noChangeArrowheads="1"/>
-                      </wps:cNvSpPr>
-                      <wps:spPr bwMode="auto">
-                        <a:xfrm>
-                          <a:off x="0" y="0"/>
-                          <a:ext cx="2865120" cy="3299460"/>
-                        </a:xfrm>
-                        <a:prstGeom prst="rect">
-                          <a:avLst/>
-                        </a:prstGeom>
-                        <a:solidFill>
-                          <a:srgbClr val="FFFFFF"/>
-                        </a:solidFill>
-                        <a:ln w="9525">
-                          <a:solidFill>
-                            <a:srgbClr val="000000"/>
-                          </a:solidFill>
-                          <a:miter lim="800000"/>
-                          <a:headEnd/>
-                          <a:tailEnd/>
-                        </a:ln>
-                      </wps:spPr>
-                      <wps:txbx>
-                        <w:txbxContent>
-                          <w:p>
-                            <w:pPr>
-                              <w:spacing w:after="0"/>
-                              <w:rPr>
-                                <w:rFonts w:ascii="Times New Roman" w:hAnsi="Times New Roman" w:cs="Times New Roman"/>
-                              </w:rPr>
-                            </w:pPr>
-                            <w:r>
-                              <w:rPr>
-                                <w:rFonts w:ascii="Times New Roman" w:hAnsi="Times New Roman" w:cs="Times New Roman"/>
-                                <w:noProof/>
-                              </w:rPr>
-                              <w:drawing>
-                                <wp:inline distT="0" distB="0" distL="0" distR="0" wp14:anchorId="219510A1" wp14:editId="6EABC29B">
-                                  <wp:extent cx="3360420" cy="1958975"/>
-                                  <wp:effectExtent l="0" t="0" r="0" b="0"/>
-                                  <wp:docPr id="1256933648" name="Picture 1256933648"/>
-                                  <wp:cNvGraphicFramePr>
-                                    <a:graphicFrameLocks xmlns:a="http://schemas.openxmlformats.org/drawingml/2006/main" noChangeAspect="1"/>
-                                  </wp:cNvGraphicFramePr>
-                                  <a:graphic xmlns:a="http://schemas.openxmlformats.org/drawingml/2006/main">
-                                    <a:graphicData uri="http://schemas.openxmlformats.org/drawingml/2006/picture">
-                                      <pic:pic xmlns:pic="http://schemas.openxmlformats.org/drawingml/2006/picture">
-                                        <pic:nvPicPr>
-                                          <pic:cNvPr id="1756700983" name=""/>
-                                          <pic:cNvPicPr/>
-                                        </pic:nvPicPr>
-                                        <pic:blipFill>
-                                          <a:blip r:embed="rId6">
-                                            <a:extLst>
-                                              <a:ext uri="{28A0092B-C50C-407E-A947-70E740481C1C}">
-                                                <a14:useLocalDpi xmlns:a14="http://schemas.microsoft.com/office/drawing/2010/main" val="0"/>
-                                              </a:ext>
-                                            </a:extLst>
-                                          </a:blip>
-                                          <a:stretch>
-                                            <a:fillRect/>
-                                          </a:stretch>
-                                        </pic:blipFill>
-                                        <pic:spPr>
-                                          <a:xfrm>
-                                            <a:off x="0" y="0"/>
-                                            <a:ext cx="3360420" cy="1959022"/>
-                                          </a:xfrm>
-                                          <a:prstGeom prst="rect">
-                                            <a:avLst/>
-                                          </a:prstGeom>
-                                        </pic:spPr>
-                                      </pic:pic>
-                                    </a:graphicData>
-                                  </a:graphic>
-                                </wp:inline>
-                              </w:drawing>
-                            </w:r>
-                            <w:r>
-                              <w:rPr>
-                                <w:rFonts w:ascii="Times New Roman" w:hAnsi="Times New Roman" w:cs="Times New Roman"/>
-                                <w:b/>
-                                <w:bCs/>
-                              </w:rPr>
-                              <w:t>Input</w:t>
-                            </w:r>
-                            <w:r>
-                              <w:rPr>
-                                <w:rFonts w:ascii="Times New Roman" w:hAnsi="Times New Roman" w:cs="Times New Roman"/>
-                              </w:rPr>
-                              <w:br/>
-                              <w:t xml:space="preserve">3 </w:t>
-                            </w:r>
-                            <w:proofErr w:type="spellStart"/>
-                            <w:r>
-                              <w:rPr>
-                                <w:rFonts w:ascii="Times New Roman" w:hAnsi="Times New Roman" w:cs="Times New Roman"/>
-                              </w:rPr>
-                              <w:t>Buku</w:t>
-                            </w:r>
-                            <w:proofErr w:type="spellEnd"/>
-                          </w:p>
-                          <w:p>
-                            <w:pPr>
-                              <w:spacing w:after="0"/>
-                              <w:rPr>
-                                <w:rFonts w:ascii="Times New Roman" w:hAnsi="Times New Roman" w:cs="Times New Roman"/>
-                              </w:rPr>
-                            </w:pPr>
-                            <w:r>
-                              <w:rPr>
-                                <w:rFonts w:ascii="Times New Roman" w:hAnsi="Times New Roman" w:cs="Times New Roman"/>
-                              </w:rPr>
-                              <w:br/>
-                            </w:r>
-                            <w:proofErr w:type="spellStart"/>
-                            <w:r>
-                              <w:rPr>
-                                <w:rFonts w:ascii="Times New Roman" w:hAnsi="Times New Roman" w:cs="Times New Roman"/>
-                              </w:rPr>
-                              <w:t>Buku</w:t>
-                            </w:r>
-                            <w:proofErr w:type="spellEnd"/>
-                            <w:r>
-                              <w:rPr>
-                                <w:rFonts w:ascii="Times New Roman" w:hAnsi="Times New Roman" w:cs="Times New Roman"/>
-                              </w:rPr>
-                              <w:t xml:space="preserve"> 1: Rp50.000</w:t>
-                            </w:r>
-                          </w:p>
-                          <w:p>
-                            <w:pPr>
-                              <w:spacing w:after="0"/>
-                              <w:rPr>
-                                <w:rFonts w:ascii="Times New Roman" w:hAnsi="Times New Roman" w:cs="Times New Roman"/>
-                              </w:rPr>
-                            </w:pPr>
-                            <w:proofErr w:type="spellStart"/>
-                            <w:r>
-                              <w:rPr>
-                                <w:rFonts w:ascii="Times New Roman" w:hAnsi="Times New Roman" w:cs="Times New Roman"/>
-                              </w:rPr>
-                              <w:t>Buku</w:t>
-                            </w:r>
-                            <w:proofErr w:type="spellEnd"/>
-                            <w:r>
-                              <w:rPr>
-                                <w:rFonts w:ascii="Times New Roman" w:hAnsi="Times New Roman" w:cs="Times New Roman"/>
-                              </w:rPr>
-                              <w:t xml:space="preserve"> 2: Rp20.000</w:t>
-                            </w:r>
-                          </w:p>
-                          <w:p>
-                            <w:pPr>
-                              <w:spacing w:after="0"/>
-                              <w:rPr>
-                                <w:rFonts w:ascii="Times New Roman" w:hAnsi="Times New Roman" w:cs="Times New Roman"/>
-                              </w:rPr>
-                            </w:pPr>
-                            <w:proofErr w:type="spellStart"/>
-                            <w:r>
-                              <w:rPr>
-                                <w:rFonts w:ascii="Times New Roman" w:hAnsi="Times New Roman" w:cs="Times New Roman"/>
-                              </w:rPr>
-                              <w:t>Buku</w:t>
-                            </w:r>
-                            <w:proofErr w:type="spellEnd"/>
-                            <w:r>
-                              <w:rPr>
-                                <w:rFonts w:ascii="Times New Roman" w:hAnsi="Times New Roman" w:cs="Times New Roman"/>
-                              </w:rPr>
-                              <w:t xml:space="preserve"> 3: Rp25.000</w:t>
-                            </w:r>
-                          </w:p>
-                          <w:p/>
-                        </w:txbxContent>
-                      </wps:txbx>
-                      <wps:bodyPr rot="0" vert="horz" wrap="square" lIns="91440" tIns="45720" rIns="91440" bIns="45720" anchor="t" anchorCtr="0">
-                        <a:noAutofit/>
-                      </wps:bodyPr>
-                    </wps:wsp>
-                  </a:graphicData>
-                </a:graphic>
-                <wp14:sizeRelH relativeFrom="margin">
-                  <wp14:pctWidth>0</wp14:pctWidth>
-                </wp14:sizeRelH>
-                <wp14:sizeRelV relativeFrom="margin">
-                  <wp14:pctHeight>0</wp14:pctHeight>
-                </wp14:sizeRelV>
-              </wp:anchor>
-            </w:drawing>
-          </mc:Choice>
-          <mc:Fallback>
-            <w:pict>
-              <v:shape w14:anchorId="44CFF85A" id="_x0000_s1027" type="#_x0000_t202" style="position:absolute;margin-left:19.8pt;margin-top:362.05pt;width:225.6pt;height:259.8pt;z-index:251663360;visibility:visible;mso-wrap-style:square;mso-width-percent:0;mso-height-percent:0;mso-wrap-distance-left:9pt;mso-wrap-distance-top:3.6pt;mso-wrap-distance-right:9pt;mso-wrap-distance-bottom:3.6pt;mso-position-horizontal:absolute;mso-position-horizontal-relative:margin;mso-position-vertical:absolute;mso-position-vertical-relative:text;mso-width-percent:0;mso-height-percent:0;mso-width-relative:margin;mso-height-relative:margin;v-text-anchor:top" o:gfxdata="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">
-                <v:textbox>
-                  <w:txbxContent>
-                    <w:p>
-                      <w:pPr>
-                        <w:spacing w:after="0"/>
-                        <w:rPr>
-                          <w:rFonts w:ascii="Times New Roman" w:hAnsi="Times New Roman" w:cs="Times New Roman"/>
-                        </w:rPr>
-                      </w:pPr>
-                      <w:r>
-                        <w:rPr>
-                          <w:rFonts w:ascii="Times New Roman" w:hAnsi="Times New Roman" w:cs="Times New Roman"/>
-                          <w:noProof/>
-                        </w:rPr>
-                        <w:drawing>
-                          <wp:inline distT="0" distB="0" distL="0" distR="0" wp14:anchorId="219510A1" wp14:editId="6EABC29B">
-                            <wp:extent cx="3360420" cy="1958975"/>
-                            <wp:effectExtent l="0" t="0" r="0" b="0"/>
-                            <wp:docPr id="1256933648" name="Picture 1256933648"/>
-                            <wp:cNvGraphicFramePr>
-                              <a:graphicFrameLocks xmlns:a="http://schemas.openxmlformats.org/drawingml/2006/main" noChangeAspect="1"/>
-                            </wp:cNvGraphicFramePr>
-                            <a:graphic xmlns:a="http://schemas.openxmlformats.org/drawingml/2006/main">
-                              <a:graphicData uri="http://schemas.openxmlformats.org/drawingml/2006/picture">
-                                <pic:pic xmlns:pic="http://schemas.openxmlformats.org/drawingml/2006/picture">
-                                  <pic:nvPicPr>
-                                    <pic:cNvPr id="1756700983" name=""/>
-                                    <pic:cNvPicPr/>
-                                  </pic:nvPicPr>
-                                  <pic:blipFill>
-                                    <a:blip r:embed="rId6">
-                                      <a:extLst>
-                                        <a:ext uri="{28A0092B-C50C-407E-A947-70E740481C1C}">
-                                          <a14:useLocalDpi xmlns:a14="http://schemas.microsoft.com/office/drawing/2010/main" val="0"/>
-                                        </a:ext>
-                                      </a:extLst>
-                                    </a:blip>
-                                    <a:stretch>
-                                      <a:fillRect/>
-                                    </a:stretch>
-                                  </pic:blipFill>
-                                  <pic:spPr>
-                                    <a:xfrm>
-                                      <a:off x="0" y="0"/>
-                                      <a:ext cx="3360420" cy="1959022"/>
-                                    </a:xfrm>
-                                    <a:prstGeom prst="rect">
-                                      <a:avLst/>
-                                    </a:prstGeom>
-                                  </pic:spPr>
-                                </pic:pic>
-                              </a:graphicData>
-                            </a:graphic>
-                          </wp:inline>
-                        </w:drawing>
-                      </w:r>
-                      <w:r>
-                        <w:rPr>
-                          <w:rFonts w:ascii="Times New Roman" w:hAnsi="Times New Roman" w:cs="Times New Roman"/>
-                          <w:b/>
-                          <w:bCs/>
-                        </w:rPr>
-                        <w:t>Input</w:t>
-                      </w:r>
-                      <w:r>
-                        <w:rPr>
-                          <w:rFonts w:ascii="Times New Roman" w:hAnsi="Times New Roman" w:cs="Times New Roman"/>
-                        </w:rPr>
-                        <w:br/>
-                        <w:t xml:space="preserve">3 </w:t>
-                      </w:r>
-                      <w:proofErr w:type="spellStart"/>
-                      <w:r>
-                        <w:rPr>
-                          <w:rFonts w:ascii="Times New Roman" w:hAnsi="Times New Roman" w:cs="Times New Roman"/>
-                        </w:rPr>
-                        <w:t>Buku</w:t>
-                      </w:r>
-                      <w:proofErr w:type="spellEnd"/>
-                    </w:p>
-                    <w:p>
-                      <w:pPr>
-                        <w:spacing w:after="0"/>
-                        <w:rPr>
-                          <w:rFonts w:ascii="Times New Roman" w:hAnsi="Times New Roman" w:cs="Times New Roman"/>
-                        </w:rPr>
-                      </w:pPr>
-                      <w:r>
-                        <w:rPr>
-                          <w:rFonts w:ascii="Times New Roman" w:hAnsi="Times New Roman" w:cs="Times New Roman"/>
-                        </w:rPr>
-                        <w:br/>
-                      </w:r>
-                      <w:proofErr w:type="spellStart"/>
-                      <w:r>
-                        <w:rPr>
-                          <w:rFonts w:ascii="Times New Roman" w:hAnsi="Times New Roman" w:cs="Times New Roman"/>
-                        </w:rPr>
-                        <w:t>Buku</w:t>
-                      </w:r>
-                      <w:proofErr w:type="spellEnd"/>
-                      <w:r>
-                        <w:rPr>
-                          <w:rFonts w:ascii="Times New Roman" w:hAnsi="Times New Roman" w:cs="Times New Roman"/>
-                        </w:rPr>
-                        <w:t xml:space="preserve"> 1: Rp50.000</w:t>
-                      </w:r>
-                    </w:p>
-                    <w:p>
-                      <w:pPr>
-                        <w:spacing w:after="0"/>
-                        <w:rPr>
-                          <w:rFonts w:ascii="Times New Roman" w:hAnsi="Times New Roman" w:cs="Times New Roman"/>
-                        </w:rPr>
-                      </w:pPr>
-                      <w:proofErr w:type="spellStart"/>
-                      <w:r>
-                        <w:rPr>
-                          <w:rFonts w:ascii="Times New Roman" w:hAnsi="Times New Roman" w:cs="Times New Roman"/>
-                        </w:rPr>
-                        <w:t>Buku</w:t>
-                      </w:r>
-                      <w:proofErr w:type="spellEnd"/>
-                      <w:r>
-                        <w:rPr>
-                          <w:rFonts w:ascii="Times New Roman" w:hAnsi="Times New Roman" w:cs="Times New Roman"/>
-                        </w:rPr>
-                        <w:t xml:space="preserve"> 2: Rp20.000</w:t>
-                      </w:r>
-                    </w:p>
-                    <w:p>
-                      <w:pPr>
-                        <w:spacing w:after="0"/>
-                        <w:rPr>
-                          <w:rFonts w:ascii="Times New Roman" w:hAnsi="Times New Roman" w:cs="Times New Roman"/>
-                        </w:rPr>
-                      </w:pPr>
-                      <w:proofErr w:type="spellStart"/>
-                      <w:r>
-                        <w:rPr>
-                          <w:rFonts w:ascii="Times New Roman" w:hAnsi="Times New Roman" w:cs="Times New Roman"/>
-                        </w:rPr>
-                        <w:t>Buku</w:t>
-                      </w:r>
-                      <w:proofErr w:type="spellEnd"/>
-                      <w:r>
-                        <w:rPr>
-                          <w:rFonts w:ascii="Times New Roman" w:hAnsi="Times New Roman" w:cs="Times New Roman"/>
-                        </w:rPr>
-                        <w:t xml:space="preserve"> 3: Rp25.000</w:t>
-                      </w:r>
-                    </w:p>
-                    <w:p/>
-                  </w:txbxContent>
-                </v:textbox>
-                <w10:wrap type="square" anchorx="margin"/>
-              </v:shape>
-            </w:pict>
-          </mc:Fallback>
-        </mc:AlternateContent>
+        <w:drawing>
+          <wp:inline distT="0" distB="0" distL="0" distR="0" wp14:anchorId="6DFB7AD6" wp14:editId="2911FE2A">
+            <wp:extent cx="2922975" cy="1704006"/>
+            <wp:effectExtent l="0" t="0" r="0" b="0"/>
+            <wp:docPr id="1256933648" name="Picture 1256933648"/>
+            <wp:cNvGraphicFramePr>
+              <a:graphicFrameLocks xmlns:a="http://schemas.openxmlformats.org/drawingml/2006/main" noChangeAspect="1"/>
+            </wp:cNvGraphicFramePr>
+            <a:graphic xmlns:a="http://schemas.openxmlformats.org/drawingml/2006/main">
+              <a:graphicData uri="http://schemas.openxmlformats.org/drawingml/2006/picture">
+                <pic:pic xmlns:pic="http://schemas.openxmlformats.org/drawingml/2006/picture">
+                  <pic:nvPicPr>
+                    <pic:cNvPr id="1756700983" name=""/>
+                    <pic:cNvPicPr/>
+                  </pic:nvPicPr>
+                  <pic:blipFill>
+                    <a:blip r:embed="rId6">
+                      <a:extLst>
+                        <a:ext uri="{28A0092B-C50C-407E-A947-70E740481C1C}">
+                          <a14:useLocalDpi xmlns:a14="http://schemas.microsoft.com/office/drawing/2010/main" val="0"/>
+                        </a:ext>
+                      </a:extLst>
+                    </a:blip>
+                    <a:stretch>
+                      <a:fillRect/>
+                    </a:stretch>
+                  </pic:blipFill>
+                  <pic:spPr>
+                    <a:xfrm>
+                      <a:off x="0" y="0"/>
+                      <a:ext cx="2928820" cy="1707414"/>
+                    </a:xfrm>
+                    <a:prstGeom prst="rect">
+                      <a:avLst/>
+                    </a:prstGeom>
+                  </pic:spPr>
+                </pic:pic>
+              </a:graphicData>
+            </a:graphic>
+          </wp:inline>
+        </w:drawing>
       </w:r>
       <w:r>
         <w:rPr>
@@ -1135,98 +771,14 @@
           <w:sz w:val="44"/>
           <w:szCs w:val="44"/>
         </w:rPr>
-        <mc:AlternateContent>
-          <mc:Choice Requires="wps">
-            <w:drawing>
-              <wp:anchor distT="45720" distB="45720" distL="114300" distR="114300" simplePos="0" relativeHeight="251666432" behindDoc="0" locked="0" layoutInCell="1" allowOverlap="1" wp14:anchorId="01EA42F9" wp14:editId="473A7215">
-                <wp:simplePos x="0" y="0"/>
-                <wp:positionH relativeFrom="margin">
-                  <wp:align>left</wp:align>
-                </wp:positionH>
-                <wp:positionV relativeFrom="paragraph">
-                  <wp:posOffset>4229100</wp:posOffset>
-                </wp:positionV>
-                <wp:extent cx="2360930" cy="1404620"/>
-                <wp:effectExtent l="0" t="0" r="12700" b="10160"/>
-                <wp:wrapSquare wrapText="bothSides"/>
-                <wp:docPr id="381858814" name="Text Box 2"/>
-                <wp:cNvGraphicFramePr>
-                  <a:graphicFrameLocks xmlns:a="http://schemas.openxmlformats.org/drawingml/2006/main"/>
-                </wp:cNvGraphicFramePr>
-                <a:graphic xmlns:a="http://schemas.openxmlformats.org/drawingml/2006/main">
-                  <a:graphicData uri="http://schemas.microsoft.com/office/word/2010/wordprocessingShape">
-                    <wps:wsp>
-                      <wps:cNvSpPr txBox="1">
-                        <a:spLocks noChangeArrowheads="1"/>
-                      </wps:cNvSpPr>
-                      <wps:spPr bwMode="auto">
-                        <a:xfrm>
-                          <a:off x="0" y="0"/>
-                          <a:ext cx="2360930" cy="1404620"/>
-                        </a:xfrm>
-                        <a:prstGeom prst="rect">
-                          <a:avLst/>
-                        </a:prstGeom>
-                        <a:solidFill>
-                          <a:srgbClr val="FFFFFF"/>
-                        </a:solidFill>
-                        <a:ln w="9525">
-                          <a:solidFill>
-                            <a:srgbClr val="000000"/>
-                          </a:solidFill>
-                          <a:miter lim="800000"/>
-                          <a:headEnd/>
-                          <a:tailEnd/>
-                        </a:ln>
-                      </wps:spPr>
-                      <wps:txbx>
-                        <w:txbxContent>
-                          <w:p/>
-                        </w:txbxContent>
-                      </wps:txbx>
-                      <wps:bodyPr rot="0" vert="horz" wrap="square" lIns="91440" tIns="45720" rIns="91440" bIns="45720" anchor="t" anchorCtr="0">
-                        <a:spAutoFit/>
-                      </wps:bodyPr>
-                    </wps:wsp>
-                  </a:graphicData>
-                </a:graphic>
-                <wp14:sizeRelH relativeFrom="margin">
-                  <wp14:pctWidth>40000</wp14:pctWidth>
-                </wp14:sizeRelH>
-                <wp14:sizeRelV relativeFrom="margin">
-                  <wp14:pctHeight>20000</wp14:pctHeight>
-                </wp14:sizeRelV>
-              </wp:anchor>
-            </w:drawing>
-          </mc:Choice>
-          <mc:Fallback>
-            <w:pict>
-              <v:shape w14:anchorId="01EA42F9" id="_x0000_s1028" type="#_x0000_t202" style="position:absolute;margin-left:0;margin-top:333pt;width:185.9pt;height:110.6pt;z-index:251666432;visibility:visible;mso-wrap-style:square;mso-width-percent:400;mso-height-percent:200;mso-wrap-distance-left:9pt;mso-wrap-distance-top:3.6pt;mso-wrap-distance-right:9pt;mso-wrap-distance-bottom:3.6pt;mso-position-horizontal:left;mso-position-horizontal-relative:margin;mso-position-vertical:absolute;mso-position-vertical-relative:text;mso-width-percent:400;mso-height-percent:200;mso-width-relative:margin;mso-height-relative:margin;v-text-anchor:top" o:gfxdata="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">
-                <v:textbox style="mso-fit-shape-to-text:t">
-                  <w:txbxContent>
-                    <w:p/>
-                  </w:txbxContent>
-                </v:textbox>
-                <w10:wrap type="square" anchorx="margin"/>
-              </v:shape>
-            </w:pict>
-          </mc:Fallback>
-        </mc:AlternateContent>
-      </w:r>
-      <w:r>
-        <w:rPr>
-          <w:rFonts w:ascii="Times New Roman" w:hAnsi="Times New Roman" w:cs="Times New Roman"/>
-          <w:sz w:val="44"/>
-          <w:szCs w:val="44"/>
-        </w:rPr>
         <w:drawing>
-          <wp:anchor distT="0" distB="0" distL="114300" distR="114300" simplePos="0" relativeHeight="251667456" behindDoc="0" locked="0" layoutInCell="1" allowOverlap="1" wp14:anchorId="2B1F11C1" wp14:editId="4A066412">
+          <wp:anchor distT="0" distB="0" distL="114300" distR="114300" simplePos="0" relativeHeight="251667456" behindDoc="0" locked="0" layoutInCell="1" allowOverlap="1" wp14:anchorId="2B1F11C1" wp14:editId="39F862DD">
             <wp:simplePos x="0" y="0"/>
             <wp:positionH relativeFrom="column">
-              <wp:posOffset>0</wp:posOffset>
+              <wp:posOffset>-30480</wp:posOffset>
             </wp:positionH>
             <wp:positionV relativeFrom="paragraph">
-              <wp:posOffset>1270</wp:posOffset>
+              <wp:posOffset>193040</wp:posOffset>
             </wp:positionV>
             <wp:extent cx="3493135" cy="4061460"/>
             <wp:effectExtent l="0" t="0" r="0" b="0"/>
@@ -1269,6 +821,999 @@
           </wp:anchor>
         </w:drawing>
       </w:r>
+    </w:p>
+    <w:p>
+      <w:pPr>
+        <w:rPr>
+          <w:rFonts w:ascii="Times New Roman" w:hAnsi="Times New Roman" w:cs="Times New Roman"/>
+          <w:sz w:val="44"/>
+          <w:szCs w:val="44"/>
+        </w:rPr>
+      </w:pPr>
+      <w:r>
+        <w:rPr>
+          <w:rFonts w:ascii="Times New Roman" w:hAnsi="Times New Roman" w:cs="Times New Roman"/>
+          <w:noProof/>
+          <w:sz w:val="44"/>
+          <w:szCs w:val="44"/>
+        </w:rPr>
+        <mc:AlternateContent>
+          <mc:Choice Requires="wps">
+            <w:drawing>
+              <wp:anchor distT="45720" distB="45720" distL="114300" distR="114300" simplePos="0" relativeHeight="251666432" behindDoc="0" locked="0" layoutInCell="1" allowOverlap="1" wp14:anchorId="01EA42F9" wp14:editId="0ED74DD8">
+                <wp:simplePos x="0" y="0"/>
+                <wp:positionH relativeFrom="margin">
+                  <wp:posOffset>-30480</wp:posOffset>
+                </wp:positionH>
+                <wp:positionV relativeFrom="paragraph">
+                  <wp:posOffset>4048760</wp:posOffset>
+                </wp:positionV>
+                <wp:extent cx="4876800" cy="1600200"/>
+                <wp:effectExtent l="0" t="0" r="19050" b="19050"/>
+                <wp:wrapSquare wrapText="bothSides"/>
+                <wp:docPr id="381858814" name="Text Box 2"/>
+                <wp:cNvGraphicFramePr>
+                  <a:graphicFrameLocks xmlns:a="http://schemas.openxmlformats.org/drawingml/2006/main"/>
+                </wp:cNvGraphicFramePr>
+                <a:graphic xmlns:a="http://schemas.openxmlformats.org/drawingml/2006/main">
+                  <a:graphicData uri="http://schemas.microsoft.com/office/word/2010/wordprocessingShape">
+                    <wps:wsp>
+                      <wps:cNvSpPr txBox="1">
+                        <a:spLocks noChangeArrowheads="1"/>
+                      </wps:cNvSpPr>
+                      <wps:spPr bwMode="auto">
+                        <a:xfrm>
+                          <a:off x="0" y="0"/>
+                          <a:ext cx="4876800" cy="1600200"/>
+                        </a:xfrm>
+                        <a:prstGeom prst="rect">
+                          <a:avLst/>
+                        </a:prstGeom>
+                        <a:solidFill>
+                          <a:srgbClr val="FFFFFF"/>
+                        </a:solidFill>
+                        <a:ln w="9525">
+                          <a:solidFill>
+                            <a:srgbClr val="000000"/>
+                          </a:solidFill>
+                          <a:miter lim="800000"/>
+                          <a:headEnd/>
+                          <a:tailEnd/>
+                        </a:ln>
+                      </wps:spPr>
+                      <wps:txbx>
+                        <w:txbxContent>
+                          <w:p>
+                            <w:r>
+                              <w:rPr>
+                                <w:noProof/>
+                              </w:rPr>
+                              <w:drawing>
+                                <wp:inline distT="0" distB="0" distL="0" distR="0" wp14:anchorId="4E3E8706" wp14:editId="1E47A349">
+                                  <wp:extent cx="9006228" cy="1432560"/>
+                                  <wp:effectExtent l="0" t="0" r="4445" b="0"/>
+                                  <wp:docPr id="2083860697" name="Picture 1"/>
+                                  <wp:cNvGraphicFramePr>
+                                    <a:graphicFrameLocks xmlns:a="http://schemas.openxmlformats.org/drawingml/2006/main" noChangeAspect="1"/>
+                                  </wp:cNvGraphicFramePr>
+                                  <a:graphic xmlns:a="http://schemas.openxmlformats.org/drawingml/2006/main">
+                                    <a:graphicData uri="http://schemas.openxmlformats.org/drawingml/2006/picture">
+                                      <pic:pic xmlns:pic="http://schemas.openxmlformats.org/drawingml/2006/picture">
+                                        <pic:nvPicPr>
+                                          <pic:cNvPr id="2083860697" name=""/>
+                                          <pic:cNvPicPr/>
+                                        </pic:nvPicPr>
+                                        <pic:blipFill>
+                                          <a:blip r:embed="rId8"/>
+                                          <a:stretch>
+                                            <a:fillRect/>
+                                          </a:stretch>
+                                        </pic:blipFill>
+                                        <pic:spPr>
+                                          <a:xfrm>
+                                            <a:off x="0" y="0"/>
+                                            <a:ext cx="9018389" cy="1434494"/>
+                                          </a:xfrm>
+                                          <a:prstGeom prst="rect">
+                                            <a:avLst/>
+                                          </a:prstGeom>
+                                        </pic:spPr>
+                                      </pic:pic>
+                                    </a:graphicData>
+                                  </a:graphic>
+                                </wp:inline>
+                              </w:drawing>
+                            </w:r>
+                          </w:p>
+                          <w:p/>
+                        </w:txbxContent>
+                      </wps:txbx>
+                      <wps:bodyPr rot="0" vert="horz" wrap="square" lIns="91440" tIns="45720" rIns="91440" bIns="45720" anchor="t" anchorCtr="0">
+                        <a:noAutofit/>
+                      </wps:bodyPr>
+                    </wps:wsp>
+                  </a:graphicData>
+                </a:graphic>
+                <wp14:sizeRelH relativeFrom="margin">
+                  <wp14:pctWidth>0</wp14:pctWidth>
+                </wp14:sizeRelH>
+                <wp14:sizeRelV relativeFrom="margin">
+                  <wp14:pctHeight>0</wp14:pctHeight>
+                </wp14:sizeRelV>
+              </wp:anchor>
+            </w:drawing>
+          </mc:Choice>
+          <mc:Fallback>
+            <w:pict>
+              <v:shape w14:anchorId="01EA42F9" id="_x0000_s1027" type="#_x0000_t202" style="position:absolute;margin-left:-2.4pt;margin-top:318.8pt;width:384pt;height:126pt;z-index:251666432;visibility:visible;mso-wrap-style:square;mso-width-percent:0;mso-height-percent:0;mso-wrap-distance-left:9pt;mso-wrap-distance-top:3.6pt;mso-wrap-distance-right:9pt;mso-wrap-distance-bottom:3.6pt;mso-position-horizontal:absolute;mso-position-horizontal-relative:margin;mso-position-vertical:absolute;mso-position-vertical-relative:text;mso-width-percent:0;mso-height-percent:0;mso-width-relative:margin;mso-height-relative:margin;v-text-anchor:top" o:gfxdata="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">
+                <v:textbox>
+                  <w:txbxContent>
+                    <w:p>
+                      <w:r>
+                        <w:rPr>
+                          <w:noProof/>
+                        </w:rPr>
+                        <w:drawing>
+                          <wp:inline distT="0" distB="0" distL="0" distR="0" wp14:anchorId="4E3E8706" wp14:editId="1E47A349">
+                            <wp:extent cx="9006228" cy="1432560"/>
+                            <wp:effectExtent l="0" t="0" r="4445" b="0"/>
+                            <wp:docPr id="2083860697" name="Picture 1"/>
+                            <wp:cNvGraphicFramePr>
+                              <a:graphicFrameLocks xmlns:a="http://schemas.openxmlformats.org/drawingml/2006/main" noChangeAspect="1"/>
+                            </wp:cNvGraphicFramePr>
+                            <a:graphic xmlns:a="http://schemas.openxmlformats.org/drawingml/2006/main">
+                              <a:graphicData uri="http://schemas.openxmlformats.org/drawingml/2006/picture">
+                                <pic:pic xmlns:pic="http://schemas.openxmlformats.org/drawingml/2006/picture">
+                                  <pic:nvPicPr>
+                                    <pic:cNvPr id="2083860697" name=""/>
+                                    <pic:cNvPicPr/>
+                                  </pic:nvPicPr>
+                                  <pic:blipFill>
+                                    <a:blip r:embed="rId8"/>
+                                    <a:stretch>
+                                      <a:fillRect/>
+                                    </a:stretch>
+                                  </pic:blipFill>
+                                  <pic:spPr>
+                                    <a:xfrm>
+                                      <a:off x="0" y="0"/>
+                                      <a:ext cx="9018389" cy="1434494"/>
+                                    </a:xfrm>
+                                    <a:prstGeom prst="rect">
+                                      <a:avLst/>
+                                    </a:prstGeom>
+                                  </pic:spPr>
+                                </pic:pic>
+                              </a:graphicData>
+                            </a:graphic>
+                          </wp:inline>
+                        </w:drawing>
+                      </w:r>
+                    </w:p>
+                    <w:p/>
+                  </w:txbxContent>
+                </v:textbox>
+                <w10:wrap type="square" anchorx="margin"/>
+              </v:shape>
+            </w:pict>
+          </mc:Fallback>
+        </mc:AlternateContent>
+      </w:r>
+      <w:r>
+        <w:rPr>
+          <w:rFonts w:ascii="Times New Roman" w:hAnsi="Times New Roman" w:cs="Times New Roman"/>
+          <w:sz w:val="44"/>
+          <w:szCs w:val="44"/>
+        </w:rPr>
+        <w:br w:type="page"/>
+      </w:r>
+    </w:p>
+    <w:p>
+      <w:pPr>
+        <w:spacing w:after="0"/>
+        <w:rPr>
+          <w:rFonts w:ascii="Times New Roman" w:hAnsi="Times New Roman" w:cs="Times New Roman"/>
+          <w:sz w:val="44"/>
+          <w:szCs w:val="44"/>
+        </w:rPr>
+      </w:pPr>
+      <w:r>
+        <w:rPr>
+          <w:rFonts w:ascii="Times New Roman" w:hAnsi="Times New Roman" w:cs="Times New Roman"/>
+          <w:b/>
+          <w:bCs/>
+          <w:sz w:val="44"/>
+          <w:szCs w:val="44"/>
+        </w:rPr>
+        <w:lastRenderedPageBreak/>
+        <w:t>Soal 3</w:t>
+      </w:r>
+    </w:p>
+    <w:p>
+      <w:pPr>
+        <w:spacing w:after="0"/>
+        <w:rPr>
+          <w:rFonts w:ascii="Times New Roman" w:hAnsi="Times New Roman" w:cs="Times New Roman"/>
+          <w:sz w:val="44"/>
+          <w:szCs w:val="44"/>
+        </w:rPr>
+      </w:pPr>
+      <w:r>
+        <w:rPr>
+          <w:rFonts w:ascii="Times New Roman" w:hAnsi="Times New Roman" w:cs="Times New Roman"/>
+          <w:sz w:val="44"/>
+          <w:szCs w:val="44"/>
+        </w:rPr>
+        <w:drawing>
+          <wp:inline distT="0" distB="0" distL="0" distR="0" wp14:anchorId="02CE43C2" wp14:editId="341A4FE4">
+            <wp:extent cx="3688080" cy="4232752"/>
+            <wp:effectExtent l="0" t="0" r="7620" b="0"/>
+            <wp:docPr id="276582171" name="Picture 1"/>
+            <wp:cNvGraphicFramePr>
+              <a:graphicFrameLocks xmlns:a="http://schemas.openxmlformats.org/drawingml/2006/main" noChangeAspect="1"/>
+            </wp:cNvGraphicFramePr>
+            <a:graphic xmlns:a="http://schemas.openxmlformats.org/drawingml/2006/main">
+              <a:graphicData uri="http://schemas.openxmlformats.org/drawingml/2006/picture">
+                <pic:pic xmlns:pic="http://schemas.openxmlformats.org/drawingml/2006/picture">
+                  <pic:nvPicPr>
+                    <pic:cNvPr id="276582171" name=""/>
+                    <pic:cNvPicPr/>
+                  </pic:nvPicPr>
+                  <pic:blipFill>
+                    <a:blip r:embed="rId9"/>
+                    <a:stretch>
+                      <a:fillRect/>
+                    </a:stretch>
+                  </pic:blipFill>
+                  <pic:spPr>
+                    <a:xfrm>
+                      <a:off x="0" y="0"/>
+                      <a:ext cx="3693647" cy="4239142"/>
+                    </a:xfrm>
+                    <a:prstGeom prst="rect">
+                      <a:avLst/>
+                    </a:prstGeom>
+                  </pic:spPr>
+                </pic:pic>
+              </a:graphicData>
+            </a:graphic>
+          </wp:inline>
+        </w:drawing>
+      </w:r>
+    </w:p>
+    <w:p>
+      <w:pPr>
+        <w:spacing w:after="0"/>
+        <w:rPr>
+          <w:rFonts w:ascii="Times New Roman" w:hAnsi="Times New Roman" w:cs="Times New Roman"/>
+          <w:sz w:val="44"/>
+          <w:szCs w:val="44"/>
+        </w:rPr>
+      </w:pPr>
+      <w:r>
+        <w:rPr>
+          <w:rFonts w:ascii="Times New Roman" w:hAnsi="Times New Roman" w:cs="Times New Roman"/>
+          <w:sz w:val="44"/>
+          <w:szCs w:val="44"/>
+        </w:rPr>
+        <w:drawing>
+          <wp:inline distT="0" distB="0" distL="0" distR="0" wp14:anchorId="7C3FE3F5" wp14:editId="0E11500E">
+            <wp:extent cx="3268980" cy="1578806"/>
+            <wp:effectExtent l="0" t="0" r="7620" b="2540"/>
+            <wp:docPr id="980339723" name="Picture 1"/>
+            <wp:cNvGraphicFramePr>
+              <a:graphicFrameLocks xmlns:a="http://schemas.openxmlformats.org/drawingml/2006/main" noChangeAspect="1"/>
+            </wp:cNvGraphicFramePr>
+            <a:graphic xmlns:a="http://schemas.openxmlformats.org/drawingml/2006/main">
+              <a:graphicData uri="http://schemas.openxmlformats.org/drawingml/2006/picture">
+                <pic:pic xmlns:pic="http://schemas.openxmlformats.org/drawingml/2006/picture">
+                  <pic:nvPicPr>
+                    <pic:cNvPr id="980339723" name=""/>
+                    <pic:cNvPicPr/>
+                  </pic:nvPicPr>
+                  <pic:blipFill>
+                    <a:blip r:embed="rId10"/>
+                    <a:stretch>
+                      <a:fillRect/>
+                    </a:stretch>
+                  </pic:blipFill>
+                  <pic:spPr>
+                    <a:xfrm>
+                      <a:off x="0" y="0"/>
+                      <a:ext cx="3272767" cy="1580635"/>
+                    </a:xfrm>
+                    <a:prstGeom prst="rect">
+                      <a:avLst/>
+                    </a:prstGeom>
+                  </pic:spPr>
+                </pic:pic>
+              </a:graphicData>
+            </a:graphic>
+          </wp:inline>
+        </w:drawing>
+      </w:r>
+    </w:p>
+    <w:p>
+      <w:pPr>
+        <w:rPr>
+          <w:rFonts w:ascii="Times New Roman" w:hAnsi="Times New Roman" w:cs="Times New Roman"/>
+          <w:sz w:val="44"/>
+          <w:szCs w:val="44"/>
+        </w:rPr>
+      </w:pPr>
+      <w:r>
+        <w:rPr>
+          <w:rFonts w:ascii="Times New Roman" w:hAnsi="Times New Roman" w:cs="Times New Roman"/>
+          <w:sz w:val="44"/>
+          <w:szCs w:val="44"/>
+        </w:rPr>
+        <w:br w:type="page"/>
+      </w:r>
+    </w:p>
+    <w:p>
+      <w:pPr>
+        <w:rPr>
+          <w:rFonts w:ascii="Times New Roman" w:hAnsi="Times New Roman" w:cs="Times New Roman"/>
+          <w:sz w:val="44"/>
+          <w:szCs w:val="44"/>
+        </w:rPr>
+      </w:pPr>
+      <w:r>
+        <w:rPr>
+          <w:rFonts w:ascii="Times New Roman" w:hAnsi="Times New Roman" w:cs="Times New Roman"/>
+          <w:b/>
+          <w:bCs/>
+          <w:sz w:val="44"/>
+          <w:szCs w:val="44"/>
+        </w:rPr>
+        <w:lastRenderedPageBreak/>
+        <w:t>Soal 4</w:t>
+      </w:r>
+    </w:p>
+    <w:p>
+      <w:pPr>
+        <w:rPr>
+          <w:rFonts w:ascii="Times New Roman" w:hAnsi="Times New Roman" w:cs="Times New Roman"/>
+          <w:b/>
+          <w:bCs/>
+          <w:sz w:val="44"/>
+          <w:szCs w:val="44"/>
+        </w:rPr>
+      </w:pPr>
+      <w:r>
+        <w:rPr>
+          <w:rFonts w:ascii="Times New Roman" w:hAnsi="Times New Roman" w:cs="Times New Roman"/>
+          <w:sz w:val="44"/>
+          <w:szCs w:val="44"/>
+        </w:rPr>
+        <w:drawing>
+          <wp:inline distT="0" distB="0" distL="0" distR="0" wp14:anchorId="1F7ACAF0" wp14:editId="74A50E6F">
+            <wp:extent cx="2574842" cy="3512820"/>
+            <wp:effectExtent l="0" t="0" r="0" b="0"/>
+            <wp:docPr id="1892280675" name="Picture 1"/>
+            <wp:cNvGraphicFramePr>
+              <a:graphicFrameLocks xmlns:a="http://schemas.openxmlformats.org/drawingml/2006/main" noChangeAspect="1"/>
+            </wp:cNvGraphicFramePr>
+            <a:graphic xmlns:a="http://schemas.openxmlformats.org/drawingml/2006/main">
+              <a:graphicData uri="http://schemas.openxmlformats.org/drawingml/2006/picture">
+                <pic:pic xmlns:pic="http://schemas.openxmlformats.org/drawingml/2006/picture">
+                  <pic:nvPicPr>
+                    <pic:cNvPr id="1892280675" name=""/>
+                    <pic:cNvPicPr/>
+                  </pic:nvPicPr>
+                  <pic:blipFill>
+                    <a:blip r:embed="rId11"/>
+                    <a:stretch>
+                      <a:fillRect/>
+                    </a:stretch>
+                  </pic:blipFill>
+                  <pic:spPr>
+                    <a:xfrm>
+                      <a:off x="0" y="0"/>
+                      <a:ext cx="2576742" cy="3515413"/>
+                    </a:xfrm>
+                    <a:prstGeom prst="rect">
+                      <a:avLst/>
+                    </a:prstGeom>
+                  </pic:spPr>
+                </pic:pic>
+              </a:graphicData>
+            </a:graphic>
+          </wp:inline>
+        </w:drawing>
+      </w:r>
+      <w:r>
+        <w:rPr>
+          <w:rFonts w:ascii="Times New Roman" w:hAnsi="Times New Roman" w:cs="Times New Roman"/>
+          <w:sz w:val="44"/>
+          <w:szCs w:val="44"/>
+        </w:rPr>
+        <w:drawing>
+          <wp:inline distT="0" distB="0" distL="0" distR="0" wp14:anchorId="4ACC7F8D" wp14:editId="22462A47">
+            <wp:extent cx="3048000" cy="2944329"/>
+            <wp:effectExtent l="0" t="0" r="0" b="8890"/>
+            <wp:docPr id="1537811489" name="Picture 1"/>
+            <wp:cNvGraphicFramePr>
+              <a:graphicFrameLocks xmlns:a="http://schemas.openxmlformats.org/drawingml/2006/main" noChangeAspect="1"/>
+            </wp:cNvGraphicFramePr>
+            <a:graphic xmlns:a="http://schemas.openxmlformats.org/drawingml/2006/main">
+              <a:graphicData uri="http://schemas.openxmlformats.org/drawingml/2006/picture">
+                <pic:pic xmlns:pic="http://schemas.openxmlformats.org/drawingml/2006/picture">
+                  <pic:nvPicPr>
+                    <pic:cNvPr id="1537811489" name=""/>
+                    <pic:cNvPicPr/>
+                  </pic:nvPicPr>
+                  <pic:blipFill>
+                    <a:blip r:embed="rId12"/>
+                    <a:stretch>
+                      <a:fillRect/>
+                    </a:stretch>
+                  </pic:blipFill>
+                  <pic:spPr>
+                    <a:xfrm>
+                      <a:off x="0" y="0"/>
+                      <a:ext cx="3049434" cy="2945714"/>
+                    </a:xfrm>
+                    <a:prstGeom prst="rect">
+                      <a:avLst/>
+                    </a:prstGeom>
+                  </pic:spPr>
+                </pic:pic>
+              </a:graphicData>
+            </a:graphic>
+          </wp:inline>
+        </w:drawing>
+      </w:r>
+      <w:r>
+        <w:rPr>
+          <w:rFonts w:ascii="Times New Roman" w:hAnsi="Times New Roman" w:cs="Times New Roman"/>
+          <w:sz w:val="44"/>
+          <w:szCs w:val="44"/>
+        </w:rPr>
+        <w:drawing>
+          <wp:inline distT="0" distB="0" distL="0" distR="0" wp14:anchorId="479B378E" wp14:editId="2D446AAC">
+            <wp:extent cx="3927174" cy="1759527"/>
+            <wp:effectExtent l="0" t="0" r="0" b="0"/>
+            <wp:docPr id="1822853787" name="Picture 1"/>
+            <wp:cNvGraphicFramePr>
+              <a:graphicFrameLocks xmlns:a="http://schemas.openxmlformats.org/drawingml/2006/main" noChangeAspect="1"/>
+            </wp:cNvGraphicFramePr>
+            <a:graphic xmlns:a="http://schemas.openxmlformats.org/drawingml/2006/main">
+              <a:graphicData uri="http://schemas.openxmlformats.org/drawingml/2006/picture">
+                <pic:pic xmlns:pic="http://schemas.openxmlformats.org/drawingml/2006/picture">
+                  <pic:nvPicPr>
+                    <pic:cNvPr id="1822853787" name=""/>
+                    <pic:cNvPicPr/>
+                  </pic:nvPicPr>
+                  <pic:blipFill>
+                    <a:blip r:embed="rId13"/>
+                    <a:stretch>
+                      <a:fillRect/>
+                    </a:stretch>
+                  </pic:blipFill>
+                  <pic:spPr>
+                    <a:xfrm>
+                      <a:off x="0" y="0"/>
+                      <a:ext cx="3937844" cy="1764308"/>
+                    </a:xfrm>
+                    <a:prstGeom prst="rect">
+                      <a:avLst/>
+                    </a:prstGeom>
+                  </pic:spPr>
+                </pic:pic>
+              </a:graphicData>
+            </a:graphic>
+          </wp:inline>
+        </w:drawing>
+      </w:r>
+      <w:r>
+        <w:rPr>
+          <w:rFonts w:ascii="Times New Roman" w:hAnsi="Times New Roman" w:cs="Times New Roman"/>
+          <w:sz w:val="44"/>
+          <w:szCs w:val="44"/>
+        </w:rPr>
+        <w:drawing>
+          <wp:inline distT="0" distB="0" distL="0" distR="0" wp14:anchorId="2ABF434B" wp14:editId="06856852">
+            <wp:extent cx="3254908" cy="2298700"/>
+            <wp:effectExtent l="0" t="0" r="3175" b="6350"/>
+            <wp:docPr id="1307523488" name="Picture 1"/>
+            <wp:cNvGraphicFramePr>
+              <a:graphicFrameLocks xmlns:a="http://schemas.openxmlformats.org/drawingml/2006/main" noChangeAspect="1"/>
+            </wp:cNvGraphicFramePr>
+            <a:graphic xmlns:a="http://schemas.openxmlformats.org/drawingml/2006/main">
+              <a:graphicData uri="http://schemas.openxmlformats.org/drawingml/2006/picture">
+                <pic:pic xmlns:pic="http://schemas.openxmlformats.org/drawingml/2006/picture">
+                  <pic:nvPicPr>
+                    <pic:cNvPr id="1307523488" name=""/>
+                    <pic:cNvPicPr/>
+                  </pic:nvPicPr>
+                  <pic:blipFill>
+                    <a:blip r:embed="rId14"/>
+                    <a:stretch>
+                      <a:fillRect/>
+                    </a:stretch>
+                  </pic:blipFill>
+                  <pic:spPr>
+                    <a:xfrm>
+                      <a:off x="0" y="0"/>
+                      <a:ext cx="3257824" cy="2300760"/>
+                    </a:xfrm>
+                    <a:prstGeom prst="rect">
+                      <a:avLst/>
+                    </a:prstGeom>
+                  </pic:spPr>
+                </pic:pic>
+              </a:graphicData>
+            </a:graphic>
+          </wp:inline>
+        </w:drawing>
+      </w:r>
+      <w:r>
+        <w:rPr>
+          <w:rFonts w:ascii="Times New Roman" w:hAnsi="Times New Roman" w:cs="Times New Roman"/>
+          <w:sz w:val="44"/>
+          <w:szCs w:val="44"/>
+        </w:rPr>
+        <w:br w:type="page"/>
+      </w:r>
+      <w:r>
+        <w:rPr>
+          <w:rFonts w:ascii="Times New Roman" w:hAnsi="Times New Roman" w:cs="Times New Roman"/>
+          <w:b/>
+          <w:bCs/>
+          <w:sz w:val="44"/>
+          <w:szCs w:val="44"/>
+        </w:rPr>
+        <w:lastRenderedPageBreak/>
+        <w:t>Soal 5</w:t>
+      </w:r>
+    </w:p>
+    <w:p>
+      <w:pPr>
+        <w:rPr>
+          <w:rFonts w:ascii="Times New Roman" w:hAnsi="Times New Roman" w:cs="Times New Roman"/>
+          <w:sz w:val="44"/>
+          <w:szCs w:val="44"/>
+        </w:rPr>
+      </w:pPr>
+      <w:r>
+        <w:rPr>
+          <w:rFonts w:ascii="Times New Roman" w:hAnsi="Times New Roman" w:cs="Times New Roman"/>
+          <w:sz w:val="44"/>
+          <w:szCs w:val="44"/>
+        </w:rPr>
+        <w:drawing>
+          <wp:inline distT="0" distB="0" distL="0" distR="0" wp14:anchorId="3FFF46D0" wp14:editId="3F4C5E1F">
+            <wp:extent cx="3141406" cy="2565400"/>
+            <wp:effectExtent l="0" t="0" r="1905" b="6350"/>
+            <wp:docPr id="948464633" name="Picture 1"/>
+            <wp:cNvGraphicFramePr>
+              <a:graphicFrameLocks xmlns:a="http://schemas.openxmlformats.org/drawingml/2006/main" noChangeAspect="1"/>
+            </wp:cNvGraphicFramePr>
+            <a:graphic xmlns:a="http://schemas.openxmlformats.org/drawingml/2006/main">
+              <a:graphicData uri="http://schemas.openxmlformats.org/drawingml/2006/picture">
+                <pic:pic xmlns:pic="http://schemas.openxmlformats.org/drawingml/2006/picture">
+                  <pic:nvPicPr>
+                    <pic:cNvPr id="948464633" name=""/>
+                    <pic:cNvPicPr/>
+                  </pic:nvPicPr>
+                  <pic:blipFill>
+                    <a:blip r:embed="rId15"/>
+                    <a:stretch>
+                      <a:fillRect/>
+                    </a:stretch>
+                  </pic:blipFill>
+                  <pic:spPr>
+                    <a:xfrm>
+                      <a:off x="0" y="0"/>
+                      <a:ext cx="3143069" cy="2566758"/>
+                    </a:xfrm>
+                    <a:prstGeom prst="rect">
+                      <a:avLst/>
+                    </a:prstGeom>
+                  </pic:spPr>
+                </pic:pic>
+              </a:graphicData>
+            </a:graphic>
+          </wp:inline>
+        </w:drawing>
+      </w:r>
+      <w:r>
+        <w:rPr>
+          <w:rFonts w:ascii="Times New Roman" w:hAnsi="Times New Roman" w:cs="Times New Roman"/>
+          <w:sz w:val="44"/>
+          <w:szCs w:val="44"/>
+        </w:rPr>
+        <w:drawing>
+          <wp:inline distT="0" distB="0" distL="0" distR="0" wp14:anchorId="3BF7FF6A" wp14:editId="22CFC45C">
+            <wp:extent cx="4610100" cy="2580859"/>
+            <wp:effectExtent l="0" t="0" r="0" b="0"/>
+            <wp:docPr id="1818443342" name="Picture 1"/>
+            <wp:cNvGraphicFramePr>
+              <a:graphicFrameLocks xmlns:a="http://schemas.openxmlformats.org/drawingml/2006/main" noChangeAspect="1"/>
+            </wp:cNvGraphicFramePr>
+            <a:graphic xmlns:a="http://schemas.openxmlformats.org/drawingml/2006/main">
+              <a:graphicData uri="http://schemas.openxmlformats.org/drawingml/2006/picture">
+                <pic:pic xmlns:pic="http://schemas.openxmlformats.org/drawingml/2006/picture">
+                  <pic:nvPicPr>
+                    <pic:cNvPr id="1818443342" name=""/>
+                    <pic:cNvPicPr/>
+                  </pic:nvPicPr>
+                  <pic:blipFill>
+                    <a:blip r:embed="rId16"/>
+                    <a:stretch>
+                      <a:fillRect/>
+                    </a:stretch>
+                  </pic:blipFill>
+                  <pic:spPr>
+                    <a:xfrm>
+                      <a:off x="0" y="0"/>
+                      <a:ext cx="4620951" cy="2586934"/>
+                    </a:xfrm>
+                    <a:prstGeom prst="rect">
+                      <a:avLst/>
+                    </a:prstGeom>
+                  </pic:spPr>
+                </pic:pic>
+              </a:graphicData>
+            </a:graphic>
+          </wp:inline>
+        </w:drawing>
+      </w:r>
+      <w:r>
+        <w:rPr>
+          <w:rFonts w:ascii="Times New Roman" w:hAnsi="Times New Roman" w:cs="Times New Roman"/>
+          <w:sz w:val="44"/>
+          <w:szCs w:val="44"/>
+        </w:rPr>
+        <w:drawing>
+          <wp:inline distT="0" distB="0" distL="0" distR="0" wp14:anchorId="3DEFD76F" wp14:editId="2A2E027A">
+            <wp:extent cx="2087880" cy="3001327"/>
+            <wp:effectExtent l="0" t="0" r="7620" b="8890"/>
+            <wp:docPr id="812709109" name="Picture 1"/>
+            <wp:cNvGraphicFramePr>
+              <a:graphicFrameLocks xmlns:a="http://schemas.openxmlformats.org/drawingml/2006/main" noChangeAspect="1"/>
+            </wp:cNvGraphicFramePr>
+            <a:graphic xmlns:a="http://schemas.openxmlformats.org/drawingml/2006/main">
+              <a:graphicData uri="http://schemas.openxmlformats.org/drawingml/2006/picture">
+                <pic:pic xmlns:pic="http://schemas.openxmlformats.org/drawingml/2006/picture">
+                  <pic:nvPicPr>
+                    <pic:cNvPr id="812709109" name=""/>
+                    <pic:cNvPicPr/>
+                  </pic:nvPicPr>
+                  <pic:blipFill>
+                    <a:blip r:embed="rId17"/>
+                    <a:stretch>
+                      <a:fillRect/>
+                    </a:stretch>
+                  </pic:blipFill>
+                  <pic:spPr>
+                    <a:xfrm>
+                      <a:off x="0" y="0"/>
+                      <a:ext cx="2088923" cy="3002826"/>
+                    </a:xfrm>
+                    <a:prstGeom prst="rect">
+                      <a:avLst/>
+                    </a:prstGeom>
+                  </pic:spPr>
+                </pic:pic>
+              </a:graphicData>
+            </a:graphic>
+          </wp:inline>
+        </w:drawing>
+      </w:r>
+      <w:r>
+        <w:rPr>
+          <w:rFonts w:ascii="Times New Roman" w:hAnsi="Times New Roman" w:cs="Times New Roman"/>
+          <w:sz w:val="44"/>
+          <w:szCs w:val="44"/>
+        </w:rPr>
+        <w:br w:type="page"/>
+      </w:r>
+      <w:r>
+        <w:rPr>
+          <w:rFonts w:ascii="Times New Roman" w:hAnsi="Times New Roman" w:cs="Times New Roman"/>
+          <w:b/>
+          <w:bCs/>
+          <w:sz w:val="44"/>
+          <w:szCs w:val="44"/>
+        </w:rPr>
+        <w:lastRenderedPageBreak/>
+        <w:t>Soal 6</w:t>
+      </w:r>
+    </w:p>
+    <w:p>
+      <w:pPr>
+        <w:rPr>
+          <w:rFonts w:ascii="Times New Roman" w:hAnsi="Times New Roman" w:cs="Times New Roman"/>
+          <w:b/>
+          <w:bCs/>
+          <w:sz w:val="44"/>
+          <w:szCs w:val="44"/>
+        </w:rPr>
+      </w:pPr>
+      <w:r>
+        <w:rPr>
+          <w:rFonts w:ascii="Times New Roman" w:hAnsi="Times New Roman" w:cs="Times New Roman"/>
+          <w:sz w:val="44"/>
+          <w:szCs w:val="44"/>
+        </w:rPr>
+        <w:drawing>
+          <wp:inline distT="0" distB="0" distL="0" distR="0" wp14:anchorId="5B063259" wp14:editId="30676C4D">
+            <wp:extent cx="3762375" cy="5245066"/>
+            <wp:effectExtent l="0" t="0" r="0" b="0"/>
+            <wp:docPr id="1279298839" name="Picture 1"/>
+            <wp:cNvGraphicFramePr>
+              <a:graphicFrameLocks xmlns:a="http://schemas.openxmlformats.org/drawingml/2006/main" noChangeAspect="1"/>
+            </wp:cNvGraphicFramePr>
+            <a:graphic xmlns:a="http://schemas.openxmlformats.org/drawingml/2006/main">
+              <a:graphicData uri="http://schemas.openxmlformats.org/drawingml/2006/picture">
+                <pic:pic xmlns:pic="http://schemas.openxmlformats.org/drawingml/2006/picture">
+                  <pic:nvPicPr>
+                    <pic:cNvPr id="1279298839" name=""/>
+                    <pic:cNvPicPr/>
+                  </pic:nvPicPr>
+                  <pic:blipFill>
+                    <a:blip r:embed="rId18"/>
+                    <a:stretch>
+                      <a:fillRect/>
+                    </a:stretch>
+                  </pic:blipFill>
+                  <pic:spPr>
+                    <a:xfrm>
+                      <a:off x="0" y="0"/>
+                      <a:ext cx="3764836" cy="5248497"/>
+                    </a:xfrm>
+                    <a:prstGeom prst="rect">
+                      <a:avLst/>
+                    </a:prstGeom>
+                  </pic:spPr>
+                </pic:pic>
+              </a:graphicData>
+            </a:graphic>
+          </wp:inline>
+        </w:drawing>
+      </w:r>
+      <w:r>
+        <w:rPr>
+          <w:rFonts w:ascii="Times New Roman" w:hAnsi="Times New Roman" w:cs="Times New Roman"/>
+          <w:sz w:val="44"/>
+          <w:szCs w:val="44"/>
+        </w:rPr>
+        <w:drawing>
+          <wp:inline distT="0" distB="0" distL="0" distR="0" wp14:anchorId="53EF9D61" wp14:editId="504F4C46">
+            <wp:extent cx="2844800" cy="2086619"/>
+            <wp:effectExtent l="0" t="0" r="0" b="8890"/>
+            <wp:docPr id="730338261" name="Picture 1"/>
+            <wp:cNvGraphicFramePr>
+              <a:graphicFrameLocks xmlns:a="http://schemas.openxmlformats.org/drawingml/2006/main" noChangeAspect="1"/>
+            </wp:cNvGraphicFramePr>
+            <a:graphic xmlns:a="http://schemas.openxmlformats.org/drawingml/2006/main">
+              <a:graphicData uri="http://schemas.openxmlformats.org/drawingml/2006/picture">
+                <pic:pic xmlns:pic="http://schemas.openxmlformats.org/drawingml/2006/picture">
+                  <pic:nvPicPr>
+                    <pic:cNvPr id="730338261" name=""/>
+                    <pic:cNvPicPr/>
+                  </pic:nvPicPr>
+                  <pic:blipFill>
+                    <a:blip r:embed="rId19"/>
+                    <a:stretch>
+                      <a:fillRect/>
+                    </a:stretch>
+                  </pic:blipFill>
+                  <pic:spPr>
+                    <a:xfrm>
+                      <a:off x="0" y="0"/>
+                      <a:ext cx="2849295" cy="2089916"/>
+                    </a:xfrm>
+                    <a:prstGeom prst="rect">
+                      <a:avLst/>
+                    </a:prstGeom>
+                  </pic:spPr>
+                </pic:pic>
+              </a:graphicData>
+            </a:graphic>
+          </wp:inline>
+        </w:drawing>
+      </w:r>
+      <w:r>
+        <w:rPr>
+          <w:rFonts w:ascii="Times New Roman" w:hAnsi="Times New Roman" w:cs="Times New Roman"/>
+          <w:sz w:val="44"/>
+          <w:szCs w:val="44"/>
+        </w:rPr>
+        <w:br w:type="page"/>
+      </w:r>
+      <w:r>
+        <w:rPr>
+          <w:rFonts w:ascii="Times New Roman" w:hAnsi="Times New Roman" w:cs="Times New Roman"/>
+          <w:b/>
+          <w:bCs/>
+          <w:sz w:val="44"/>
+          <w:szCs w:val="44"/>
+        </w:rPr>
+        <w:lastRenderedPageBreak/>
+        <w:t>Soal 7</w:t>
+      </w:r>
+    </w:p>
+    <w:p>
+      <w:pPr>
+        <w:rPr>
+          <w:rFonts w:ascii="Times New Roman" w:hAnsi="Times New Roman" w:cs="Times New Roman"/>
+          <w:sz w:val="44"/>
+          <w:szCs w:val="44"/>
+        </w:rPr>
+      </w:pPr>
+      <w:r>
+        <w:rPr>
+          <w:noProof/>
+        </w:rPr>
+        <w:drawing>
+          <wp:inline distT="0" distB="0" distL="0" distR="0" wp14:anchorId="7C9EC1ED" wp14:editId="04E9F840">
+            <wp:extent cx="3718560" cy="5769638"/>
+            <wp:effectExtent l="0" t="0" r="0" b="2540"/>
+            <wp:docPr id="1270366587" name="Picture 1"/>
+            <wp:cNvGraphicFramePr>
+              <a:graphicFrameLocks xmlns:a="http://schemas.openxmlformats.org/drawingml/2006/main" noChangeAspect="1"/>
+            </wp:cNvGraphicFramePr>
+            <a:graphic xmlns:a="http://schemas.openxmlformats.org/drawingml/2006/main">
+              <a:graphicData uri="http://schemas.openxmlformats.org/drawingml/2006/picture">
+                <pic:pic xmlns:pic="http://schemas.openxmlformats.org/drawingml/2006/picture">
+                  <pic:nvPicPr>
+                    <pic:cNvPr id="1270366587" name=""/>
+                    <pic:cNvPicPr/>
+                  </pic:nvPicPr>
+                  <pic:blipFill>
+                    <a:blip r:embed="rId20"/>
+                    <a:stretch>
+                      <a:fillRect/>
+                    </a:stretch>
+                  </pic:blipFill>
+                  <pic:spPr>
+                    <a:xfrm>
+                      <a:off x="0" y="0"/>
+                      <a:ext cx="3721618" cy="5774383"/>
+                    </a:xfrm>
+                    <a:prstGeom prst="rect">
+                      <a:avLst/>
+                    </a:prstGeom>
+                  </pic:spPr>
+                </pic:pic>
+              </a:graphicData>
+            </a:graphic>
+          </wp:inline>
+        </w:drawing>
+      </w:r>
+      <w:r>
+        <w:rPr>
+          <w:noProof/>
+        </w:rPr>
+        <w:drawing>
+          <wp:inline distT="0" distB="0" distL="0" distR="0" wp14:anchorId="4BE184EE" wp14:editId="7AF000BF">
+            <wp:extent cx="4128655" cy="1094719"/>
+            <wp:effectExtent l="0" t="0" r="5715" b="0"/>
+            <wp:docPr id="1695109488" name="Picture 1"/>
+            <wp:cNvGraphicFramePr>
+              <a:graphicFrameLocks xmlns:a="http://schemas.openxmlformats.org/drawingml/2006/main" noChangeAspect="1"/>
+            </wp:cNvGraphicFramePr>
+            <a:graphic xmlns:a="http://schemas.openxmlformats.org/drawingml/2006/main">
+              <a:graphicData uri="http://schemas.openxmlformats.org/drawingml/2006/picture">
+                <pic:pic xmlns:pic="http://schemas.openxmlformats.org/drawingml/2006/picture">
+                  <pic:nvPicPr>
+                    <pic:cNvPr id="1695109488" name=""/>
+                    <pic:cNvPicPr/>
+                  </pic:nvPicPr>
+                  <pic:blipFill>
+                    <a:blip r:embed="rId21"/>
+                    <a:stretch>
+                      <a:fillRect/>
+                    </a:stretch>
+                  </pic:blipFill>
+                  <pic:spPr>
+                    <a:xfrm>
+                      <a:off x="0" y="0"/>
+                      <a:ext cx="4134772" cy="1096341"/>
+                    </a:xfrm>
+                    <a:prstGeom prst="rect">
+                      <a:avLst/>
+                    </a:prstGeom>
+                  </pic:spPr>
+                </pic:pic>
+              </a:graphicData>
+            </a:graphic>
+          </wp:inline>
+        </w:drawing>
+      </w:r>
+      <w:r>
+        <w:rPr>
+          <w:rFonts w:ascii="Times New Roman" w:hAnsi="Times New Roman" w:cs="Times New Roman"/>
+          <w:sz w:val="44"/>
+          <w:szCs w:val="44"/>
+        </w:rPr>
+        <w:br w:type="page"/>
+      </w:r>
+    </w:p>
+    <w:p>
+      <w:pPr>
+        <w:rPr>
+          <w:rFonts w:ascii="Times New Roman" w:hAnsi="Times New Roman" w:cs="Times New Roman"/>
+          <w:sz w:val="44"/>
+          <w:szCs w:val="44"/>
+        </w:rPr>
+      </w:pPr>
+      <w:r>
+        <w:rPr>
+          <w:rFonts w:ascii="Times New Roman" w:hAnsi="Times New Roman" w:cs="Times New Roman"/>
+          <w:sz w:val="44"/>
+          <w:szCs w:val="44"/>
+        </w:rPr>
+        <w:lastRenderedPageBreak/>
+        <w:br w:type="page"/>
+      </w:r>
+    </w:p>
+    <w:p>
+      <w:pPr>
+        <w:spacing w:after="0"/>
+        <w:rPr>
+          <w:rFonts w:ascii="Times New Roman" w:hAnsi="Times New Roman" w:cs="Times New Roman"/>
+          <w:sz w:val="44"/>
+          <w:szCs w:val="44"/>
+        </w:rPr>
+      </w:pPr>
+    </w:p>
+    <w:p>
+      <w:pPr>
+        <w:rPr>
+          <w:rFonts w:ascii="Times New Roman" w:hAnsi="Times New Roman" w:cs="Times New Roman"/>
+          <w:sz w:val="44"/>
+          <w:szCs w:val="44"/>
+        </w:rPr>
+      </w:pPr>
+      <w:r>
+        <w:rPr>
+          <w:rFonts w:ascii="Times New Roman" w:hAnsi="Times New Roman" w:cs="Times New Roman"/>
+          <w:sz w:val="44"/>
+          <w:szCs w:val="44"/>
+        </w:rPr>
+        <w:br w:type="page"/>
+      </w:r>
+    </w:p>
+    <w:p>
+      <w:pPr>
+        <w:spacing w:after="0"/>
+        <w:rPr>
+          <w:rFonts w:ascii="Times New Roman" w:hAnsi="Times New Roman" w:cs="Times New Roman"/>
+          <w:sz w:val="44"/>
+          <w:szCs w:val="44"/>
+        </w:rPr>
+      </w:pPr>
+    </w:p>
+    <w:p>
+      <w:pPr>
+        <w:rPr>
+          <w:rFonts w:ascii="Times New Roman" w:hAnsi="Times New Roman" w:cs="Times New Roman"/>
+          <w:sz w:val="44"/>
+          <w:szCs w:val="44"/>
+        </w:rPr>
+      </w:pPr>
+      <w:r>
+        <w:rPr>
+          <w:rFonts w:ascii="Times New Roman" w:hAnsi="Times New Roman" w:cs="Times New Roman"/>
+          <w:sz w:val="44"/>
+          <w:szCs w:val="44"/>
+        </w:rPr>
+        <w:br w:type="page"/>
+      </w:r>
+    </w:p>
+    <w:p>
+      <w:pPr>
+        <w:spacing w:after="0"/>
+        <w:rPr>
+          <w:rFonts w:ascii="Times New Roman" w:hAnsi="Times New Roman" w:cs="Times New Roman"/>
+          <w:sz w:val="44"/>
+          <w:szCs w:val="44"/>
+        </w:rPr>
+      </w:pPr>
     </w:p>
     <w:sectPr>
       <w:pgSz w:w="11906" w:h="16838"/>

--- a/Laporan.docx
+++ b/Laporan.docx
@@ -772,7 +772,7 @@
           <w:szCs w:val="44"/>
         </w:rPr>
         <w:drawing>
-          <wp:anchor distT="0" distB="0" distL="114300" distR="114300" simplePos="0" relativeHeight="251667456" behindDoc="0" locked="0" layoutInCell="1" allowOverlap="1" wp14:anchorId="2B1F11C1" wp14:editId="39F862DD">
+          <wp:anchor distT="0" distB="0" distL="114300" distR="114300" simplePos="0" relativeHeight="251667456" behindDoc="0" locked="0" layoutInCell="1" allowOverlap="1" wp14:anchorId="2B1F11C1" wp14:editId="18F8EBF1">
             <wp:simplePos x="0" y="0"/>
             <wp:positionH relativeFrom="column">
               <wp:posOffset>-30480</wp:posOffset>
@@ -969,7 +969,7 @@
                                     <pic:cNvPicPr/>
                                   </pic:nvPicPr>
                                   <pic:blipFill>
-                                    <a:blip r:embed="rId8"/>
+                                    <a:blip r:embed="rId9"/>
                                     <a:stretch>
                                       <a:fillRect/>
                                     </a:stretch>
@@ -1041,6 +1041,7 @@
       <w:r>
         <w:rPr>
           <w:rFonts w:ascii="Times New Roman" w:hAnsi="Times New Roman" w:cs="Times New Roman"/>
+          <w:noProof/>
           <w:sz w:val="44"/>
           <w:szCs w:val="44"/>
         </w:rPr>
@@ -1060,7 +1061,7 @@
                     <pic:cNvPicPr/>
                   </pic:nvPicPr>
                   <pic:blipFill>
-                    <a:blip r:embed="rId9"/>
+                    <a:blip r:embed="rId10"/>
                     <a:stretch>
                       <a:fillRect/>
                     </a:stretch>
@@ -1093,6 +1094,7 @@
       <w:r>
         <w:rPr>
           <w:rFonts w:ascii="Times New Roman" w:hAnsi="Times New Roman" w:cs="Times New Roman"/>
+          <w:noProof/>
           <w:sz w:val="44"/>
           <w:szCs w:val="44"/>
         </w:rPr>
@@ -1112,7 +1114,7 @@
                     <pic:cNvPicPr/>
                   </pic:nvPicPr>
                   <pic:blipFill>
-                    <a:blip r:embed="rId10"/>
+                    <a:blip r:embed="rId11"/>
                     <a:stretch>
                       <a:fillRect/>
                     </a:stretch>
@@ -1183,6 +1185,7 @@
       <w:r>
         <w:rPr>
           <w:rFonts w:ascii="Times New Roman" w:hAnsi="Times New Roman" w:cs="Times New Roman"/>
+          <w:noProof/>
           <w:sz w:val="44"/>
           <w:szCs w:val="44"/>
         </w:rPr>
@@ -1202,7 +1205,7 @@
                     <pic:cNvPicPr/>
                   </pic:nvPicPr>
                   <pic:blipFill>
-                    <a:blip r:embed="rId11"/>
+                    <a:blip r:embed="rId12"/>
                     <a:stretch>
                       <a:fillRect/>
                     </a:stretch>
@@ -1225,6 +1228,7 @@
       <w:r>
         <w:rPr>
           <w:rFonts w:ascii="Times New Roman" w:hAnsi="Times New Roman" w:cs="Times New Roman"/>
+          <w:noProof/>
           <w:sz w:val="44"/>
           <w:szCs w:val="44"/>
         </w:rPr>
@@ -1244,7 +1248,7 @@
                     <pic:cNvPicPr/>
                   </pic:nvPicPr>
                   <pic:blipFill>
-                    <a:blip r:embed="rId12"/>
+                    <a:blip r:embed="rId13"/>
                     <a:stretch>
                       <a:fillRect/>
                     </a:stretch>
@@ -1267,6 +1271,7 @@
       <w:r>
         <w:rPr>
           <w:rFonts w:ascii="Times New Roman" w:hAnsi="Times New Roman" w:cs="Times New Roman"/>
+          <w:noProof/>
           <w:sz w:val="44"/>
           <w:szCs w:val="44"/>
         </w:rPr>
@@ -1286,7 +1291,7 @@
                     <pic:cNvPicPr/>
                   </pic:nvPicPr>
                   <pic:blipFill>
-                    <a:blip r:embed="rId13"/>
+                    <a:blip r:embed="rId14"/>
                     <a:stretch>
                       <a:fillRect/>
                     </a:stretch>
@@ -1309,6 +1314,7 @@
       <w:r>
         <w:rPr>
           <w:rFonts w:ascii="Times New Roman" w:hAnsi="Times New Roman" w:cs="Times New Roman"/>
+          <w:noProof/>
           <w:sz w:val="44"/>
           <w:szCs w:val="44"/>
         </w:rPr>
@@ -1328,7 +1334,7 @@
                     <pic:cNvPicPr/>
                   </pic:nvPicPr>
                   <pic:blipFill>
-                    <a:blip r:embed="rId14"/>
+                    <a:blip r:embed="rId15"/>
                     <a:stretch>
                       <a:fillRect/>
                     </a:stretch>
@@ -1379,6 +1385,7 @@
       <w:r>
         <w:rPr>
           <w:rFonts w:ascii="Times New Roman" w:hAnsi="Times New Roman" w:cs="Times New Roman"/>
+          <w:noProof/>
           <w:sz w:val="44"/>
           <w:szCs w:val="44"/>
         </w:rPr>
@@ -1398,7 +1405,7 @@
                     <pic:cNvPicPr/>
                   </pic:nvPicPr>
                   <pic:blipFill>
-                    <a:blip r:embed="rId15"/>
+                    <a:blip r:embed="rId16"/>
                     <a:stretch>
                       <a:fillRect/>
                     </a:stretch>
@@ -1421,6 +1428,7 @@
       <w:r>
         <w:rPr>
           <w:rFonts w:ascii="Times New Roman" w:hAnsi="Times New Roman" w:cs="Times New Roman"/>
+          <w:noProof/>
           <w:sz w:val="44"/>
           <w:szCs w:val="44"/>
         </w:rPr>
@@ -1440,7 +1448,7 @@
                     <pic:cNvPicPr/>
                   </pic:nvPicPr>
                   <pic:blipFill>
-                    <a:blip r:embed="rId16"/>
+                    <a:blip r:embed="rId17"/>
                     <a:stretch>
                       <a:fillRect/>
                     </a:stretch>
@@ -1463,6 +1471,7 @@
       <w:r>
         <w:rPr>
           <w:rFonts w:ascii="Times New Roman" w:hAnsi="Times New Roman" w:cs="Times New Roman"/>
+          <w:noProof/>
           <w:sz w:val="44"/>
           <w:szCs w:val="44"/>
         </w:rPr>
@@ -1482,7 +1491,7 @@
                     <pic:cNvPicPr/>
                   </pic:nvPicPr>
                   <pic:blipFill>
-                    <a:blip r:embed="rId17"/>
+                    <a:blip r:embed="rId18"/>
                     <a:stretch>
                       <a:fillRect/>
                     </a:stretch>
@@ -1535,6 +1544,7 @@
       <w:r>
         <w:rPr>
           <w:rFonts w:ascii="Times New Roman" w:hAnsi="Times New Roman" w:cs="Times New Roman"/>
+          <w:noProof/>
           <w:sz w:val="44"/>
           <w:szCs w:val="44"/>
         </w:rPr>
@@ -1554,7 +1564,7 @@
                     <pic:cNvPicPr/>
                   </pic:nvPicPr>
                   <pic:blipFill>
-                    <a:blip r:embed="rId18"/>
+                    <a:blip r:embed="rId19"/>
                     <a:stretch>
                       <a:fillRect/>
                     </a:stretch>
@@ -1577,6 +1587,7 @@
       <w:r>
         <w:rPr>
           <w:rFonts w:ascii="Times New Roman" w:hAnsi="Times New Roman" w:cs="Times New Roman"/>
+          <w:noProof/>
           <w:sz w:val="44"/>
           <w:szCs w:val="44"/>
         </w:rPr>
@@ -1596,7 +1607,7 @@
                     <pic:cNvPicPr/>
                   </pic:nvPicPr>
                   <pic:blipFill>
-                    <a:blip r:embed="rId19"/>
+                    <a:blip r:embed="rId20"/>
                     <a:stretch>
                       <a:fillRect/>
                     </a:stretch>
@@ -1664,7 +1675,7 @@
                     <pic:cNvPicPr/>
                   </pic:nvPicPr>
                   <pic:blipFill>
-                    <a:blip r:embed="rId20"/>
+                    <a:blip r:embed="rId21"/>
                     <a:stretch>
                       <a:fillRect/>
                     </a:stretch>
@@ -1704,7 +1715,7 @@
                     <pic:cNvPicPr/>
                   </pic:nvPicPr>
                   <pic:blipFill>
-                    <a:blip r:embed="rId21"/>
+                    <a:blip r:embed="rId22"/>
                     <a:stretch>
                       <a:fillRect/>
                     </a:stretch>
@@ -1744,22 +1755,246 @@
       <w:r>
         <w:rPr>
           <w:rFonts w:ascii="Times New Roman" w:hAnsi="Times New Roman" w:cs="Times New Roman"/>
+          <w:b/>
+          <w:bCs/>
           <w:sz w:val="44"/>
           <w:szCs w:val="44"/>
         </w:rPr>
         <w:lastRenderedPageBreak/>
+        <w:t>Soal 8</w:t>
+      </w:r>
+    </w:p>
+    <w:p>
+      <w:pPr>
+        <w:rPr>
+          <w:rFonts w:ascii="Times New Roman" w:hAnsi="Times New Roman" w:cs="Times New Roman"/>
+          <w:sz w:val="44"/>
+          <w:szCs w:val="44"/>
+        </w:rPr>
+      </w:pPr>
+      <w:r>
+        <w:rPr>
+          <w:rFonts w:ascii="Times New Roman" w:hAnsi="Times New Roman" w:cs="Times New Roman"/>
+          <w:sz w:val="44"/>
+          <w:szCs w:val="44"/>
+        </w:rPr>
+        <w:drawing>
+          <wp:inline distT="0" distB="0" distL="0" distR="0" wp14:anchorId="471ED168" wp14:editId="1281A94E">
+            <wp:extent cx="4526280" cy="5087928"/>
+            <wp:effectExtent l="0" t="0" r="7620" b="0"/>
+            <wp:docPr id="1508648555" name="Picture 1"/>
+            <wp:cNvGraphicFramePr>
+              <a:graphicFrameLocks xmlns:a="http://schemas.openxmlformats.org/drawingml/2006/main" noChangeAspect="1"/>
+            </wp:cNvGraphicFramePr>
+            <a:graphic xmlns:a="http://schemas.openxmlformats.org/drawingml/2006/main">
+              <a:graphicData uri="http://schemas.openxmlformats.org/drawingml/2006/picture">
+                <pic:pic xmlns:pic="http://schemas.openxmlformats.org/drawingml/2006/picture">
+                  <pic:nvPicPr>
+                    <pic:cNvPr id="1508648555" name=""/>
+                    <pic:cNvPicPr/>
+                  </pic:nvPicPr>
+                  <pic:blipFill>
+                    <a:blip r:embed="rId23"/>
+                    <a:stretch>
+                      <a:fillRect/>
+                    </a:stretch>
+                  </pic:blipFill>
+                  <pic:spPr>
+                    <a:xfrm>
+                      <a:off x="0" y="0"/>
+                      <a:ext cx="4528902" cy="5090875"/>
+                    </a:xfrm>
+                    <a:prstGeom prst="rect">
+                      <a:avLst/>
+                    </a:prstGeom>
+                  </pic:spPr>
+                </pic:pic>
+              </a:graphicData>
+            </a:graphic>
+          </wp:inline>
+        </w:drawing>
+      </w:r>
+    </w:p>
+    <w:p>
+      <w:pPr>
+        <w:rPr>
+          <w:rFonts w:ascii="Times New Roman" w:hAnsi="Times New Roman" w:cs="Times New Roman"/>
+          <w:sz w:val="44"/>
+          <w:szCs w:val="44"/>
+        </w:rPr>
+      </w:pPr>
+      <w:r>
+        <w:rPr>
+          <w:rFonts w:ascii="Times New Roman" w:hAnsi="Times New Roman" w:cs="Times New Roman"/>
+          <w:sz w:val="44"/>
+          <w:szCs w:val="44"/>
+        </w:rPr>
+        <w:drawing>
+          <wp:inline distT="0" distB="0" distL="0" distR="0" wp14:anchorId="4C092130" wp14:editId="154B1D8F">
+            <wp:extent cx="1600200" cy="1154710"/>
+            <wp:effectExtent l="0" t="0" r="0" b="7620"/>
+            <wp:docPr id="640450004" name="Picture 1"/>
+            <wp:cNvGraphicFramePr>
+              <a:graphicFrameLocks xmlns:a="http://schemas.openxmlformats.org/drawingml/2006/main" noChangeAspect="1"/>
+            </wp:cNvGraphicFramePr>
+            <a:graphic xmlns:a="http://schemas.openxmlformats.org/drawingml/2006/main">
+              <a:graphicData uri="http://schemas.openxmlformats.org/drawingml/2006/picture">
+                <pic:pic xmlns:pic="http://schemas.openxmlformats.org/drawingml/2006/picture">
+                  <pic:nvPicPr>
+                    <pic:cNvPr id="640450004" name=""/>
+                    <pic:cNvPicPr/>
+                  </pic:nvPicPr>
+                  <pic:blipFill>
+                    <a:blip r:embed="rId24"/>
+                    <a:stretch>
+                      <a:fillRect/>
+                    </a:stretch>
+                  </pic:blipFill>
+                  <pic:spPr>
+                    <a:xfrm>
+                      <a:off x="0" y="0"/>
+                      <a:ext cx="1603455" cy="1157059"/>
+                    </a:xfrm>
+                    <a:prstGeom prst="rect">
+                      <a:avLst/>
+                    </a:prstGeom>
+                  </pic:spPr>
+                </pic:pic>
+              </a:graphicData>
+            </a:graphic>
+          </wp:inline>
+        </w:drawing>
+      </w:r>
+      <w:r>
+        <w:rPr>
+          <w:rFonts w:ascii="Times New Roman" w:hAnsi="Times New Roman" w:cs="Times New Roman"/>
+          <w:sz w:val="44"/>
+          <w:szCs w:val="44"/>
+        </w:rPr>
         <w:br w:type="page"/>
       </w:r>
     </w:p>
     <w:p>
       <w:pPr>
-        <w:spacing w:after="0"/>
-        <w:rPr>
-          <w:rFonts w:ascii="Times New Roman" w:hAnsi="Times New Roman" w:cs="Times New Roman"/>
-          <w:sz w:val="44"/>
-          <w:szCs w:val="44"/>
-        </w:rPr>
-      </w:pPr>
+        <w:rPr>
+          <w:rFonts w:ascii="Times New Roman" w:hAnsi="Times New Roman" w:cs="Times New Roman"/>
+          <w:sz w:val="44"/>
+          <w:szCs w:val="44"/>
+        </w:rPr>
+      </w:pPr>
+      <w:r>
+        <w:rPr>
+          <w:rFonts w:ascii="Times New Roman" w:hAnsi="Times New Roman" w:cs="Times New Roman"/>
+          <w:b/>
+          <w:bCs/>
+          <w:sz w:val="44"/>
+          <w:szCs w:val="44"/>
+        </w:rPr>
+        <w:lastRenderedPageBreak/>
+        <w:t>Soal 9</w:t>
+      </w:r>
+    </w:p>
+    <w:p>
+      <w:pPr>
+        <w:rPr>
+          <w:rFonts w:ascii="Times New Roman" w:hAnsi="Times New Roman" w:cs="Times New Roman"/>
+          <w:sz w:val="44"/>
+          <w:szCs w:val="44"/>
+        </w:rPr>
+      </w:pPr>
+      <w:r>
+        <w:rPr>
+          <w:rFonts w:ascii="Times New Roman" w:hAnsi="Times New Roman" w:cs="Times New Roman"/>
+          <w:sz w:val="44"/>
+          <w:szCs w:val="44"/>
+        </w:rPr>
+        <w:drawing>
+          <wp:inline distT="0" distB="0" distL="0" distR="0" wp14:anchorId="156CDCB4" wp14:editId="5B82B0D7">
+            <wp:extent cx="4896343" cy="4682067"/>
+            <wp:effectExtent l="0" t="0" r="0" b="4445"/>
+            <wp:docPr id="1224108183" name="Picture 1"/>
+            <wp:cNvGraphicFramePr>
+              <a:graphicFrameLocks xmlns:a="http://schemas.openxmlformats.org/drawingml/2006/main" noChangeAspect="1"/>
+            </wp:cNvGraphicFramePr>
+            <a:graphic xmlns:a="http://schemas.openxmlformats.org/drawingml/2006/main">
+              <a:graphicData uri="http://schemas.openxmlformats.org/drawingml/2006/picture">
+                <pic:pic xmlns:pic="http://schemas.openxmlformats.org/drawingml/2006/picture">
+                  <pic:nvPicPr>
+                    <pic:cNvPr id="1224108183" name=""/>
+                    <pic:cNvPicPr/>
+                  </pic:nvPicPr>
+                  <pic:blipFill>
+                    <a:blip r:embed="rId25"/>
+                    <a:stretch>
+                      <a:fillRect/>
+                    </a:stretch>
+                  </pic:blipFill>
+                  <pic:spPr>
+                    <a:xfrm>
+                      <a:off x="0" y="0"/>
+                      <a:ext cx="4905675" cy="4690991"/>
+                    </a:xfrm>
+                    <a:prstGeom prst="rect">
+                      <a:avLst/>
+                    </a:prstGeom>
+                  </pic:spPr>
+                </pic:pic>
+              </a:graphicData>
+            </a:graphic>
+          </wp:inline>
+        </w:drawing>
+      </w:r>
+    </w:p>
+    <w:p>
+      <w:pPr>
+        <w:rPr>
+          <w:rFonts w:ascii="Times New Roman" w:hAnsi="Times New Roman" w:cs="Times New Roman"/>
+          <w:sz w:val="44"/>
+          <w:szCs w:val="44"/>
+        </w:rPr>
+      </w:pPr>
+      <w:r>
+        <w:rPr>
+          <w:rFonts w:ascii="Times New Roman" w:hAnsi="Times New Roman" w:cs="Times New Roman"/>
+          <w:sz w:val="44"/>
+          <w:szCs w:val="44"/>
+        </w:rPr>
+        <w:drawing>
+          <wp:inline distT="0" distB="0" distL="0" distR="0" wp14:anchorId="5FE2664C" wp14:editId="66BBF3CF">
+            <wp:extent cx="4559300" cy="2220795"/>
+            <wp:effectExtent l="0" t="0" r="0" b="8255"/>
+            <wp:docPr id="1309247092" name="Picture 1"/>
+            <wp:cNvGraphicFramePr>
+              <a:graphicFrameLocks xmlns:a="http://schemas.openxmlformats.org/drawingml/2006/main" noChangeAspect="1"/>
+            </wp:cNvGraphicFramePr>
+            <a:graphic xmlns:a="http://schemas.openxmlformats.org/drawingml/2006/main">
+              <a:graphicData uri="http://schemas.openxmlformats.org/drawingml/2006/picture">
+                <pic:pic xmlns:pic="http://schemas.openxmlformats.org/drawingml/2006/picture">
+                  <pic:nvPicPr>
+                    <pic:cNvPr id="1309247092" name=""/>
+                    <pic:cNvPicPr/>
+                  </pic:nvPicPr>
+                  <pic:blipFill>
+                    <a:blip r:embed="rId26"/>
+                    <a:stretch>
+                      <a:fillRect/>
+                    </a:stretch>
+                  </pic:blipFill>
+                  <pic:spPr>
+                    <a:xfrm>
+                      <a:off x="0" y="0"/>
+                      <a:ext cx="4561581" cy="2221906"/>
+                    </a:xfrm>
+                    <a:prstGeom prst="rect">
+                      <a:avLst/>
+                    </a:prstGeom>
+                  </pic:spPr>
+                </pic:pic>
+              </a:graphicData>
+            </a:graphic>
+          </wp:inline>
+        </w:drawing>
+      </w:r>
     </w:p>
     <w:p>
       <w:pPr>
@@ -1780,40 +2015,127 @@
     </w:p>
     <w:p>
       <w:pPr>
-        <w:spacing w:after="0"/>
-        <w:rPr>
-          <w:rFonts w:ascii="Times New Roman" w:hAnsi="Times New Roman" w:cs="Times New Roman"/>
-          <w:sz w:val="44"/>
-          <w:szCs w:val="44"/>
-        </w:rPr>
-      </w:pPr>
-    </w:p>
-    <w:p>
-      <w:pPr>
-        <w:rPr>
-          <w:rFonts w:ascii="Times New Roman" w:hAnsi="Times New Roman" w:cs="Times New Roman"/>
-          <w:sz w:val="44"/>
-          <w:szCs w:val="44"/>
-        </w:rPr>
-      </w:pPr>
-      <w:r>
-        <w:rPr>
-          <w:rFonts w:ascii="Times New Roman" w:hAnsi="Times New Roman" w:cs="Times New Roman"/>
-          <w:sz w:val="44"/>
-          <w:szCs w:val="44"/>
-        </w:rPr>
-        <w:br w:type="page"/>
-      </w:r>
-    </w:p>
-    <w:p>
-      <w:pPr>
-        <w:spacing w:after="0"/>
-        <w:rPr>
-          <w:rFonts w:ascii="Times New Roman" w:hAnsi="Times New Roman" w:cs="Times New Roman"/>
-          <w:sz w:val="44"/>
-          <w:szCs w:val="44"/>
-        </w:rPr>
-      </w:pPr>
+        <w:rPr>
+          <w:rFonts w:ascii="Times New Roman" w:hAnsi="Times New Roman" w:cs="Times New Roman"/>
+          <w:b/>
+          <w:bCs/>
+          <w:sz w:val="44"/>
+          <w:szCs w:val="44"/>
+        </w:rPr>
+      </w:pPr>
+      <w:r>
+        <w:rPr>
+          <w:rFonts w:ascii="Times New Roman" w:hAnsi="Times New Roman" w:cs="Times New Roman"/>
+          <w:b/>
+          <w:bCs/>
+          <w:sz w:val="44"/>
+          <w:szCs w:val="44"/>
+        </w:rPr>
+        <w:lastRenderedPageBreak/>
+        <w:t>Soal 10</w:t>
+      </w:r>
+    </w:p>
+    <w:p>
+      <w:pPr>
+        <w:rPr>
+          <w:rFonts w:ascii="Times New Roman" w:hAnsi="Times New Roman" w:cs="Times New Roman"/>
+          <w:sz w:val="44"/>
+          <w:szCs w:val="44"/>
+        </w:rPr>
+      </w:pPr>
+      <w:r>
+        <w:rPr>
+          <w:rFonts w:ascii="Times New Roman" w:hAnsi="Times New Roman" w:cs="Times New Roman"/>
+          <w:sz w:val="44"/>
+          <w:szCs w:val="44"/>
+        </w:rPr>
+        <w:drawing>
+          <wp:inline distT="0" distB="0" distL="0" distR="0" wp14:anchorId="0274A70F" wp14:editId="47B2DBB1">
+            <wp:extent cx="3568700" cy="5033978"/>
+            <wp:effectExtent l="0" t="0" r="0" b="0"/>
+            <wp:docPr id="1296493473" name="Picture 1"/>
+            <wp:cNvGraphicFramePr>
+              <a:graphicFrameLocks xmlns:a="http://schemas.openxmlformats.org/drawingml/2006/main" noChangeAspect="1"/>
+            </wp:cNvGraphicFramePr>
+            <a:graphic xmlns:a="http://schemas.openxmlformats.org/drawingml/2006/main">
+              <a:graphicData uri="http://schemas.openxmlformats.org/drawingml/2006/picture">
+                <pic:pic xmlns:pic="http://schemas.openxmlformats.org/drawingml/2006/picture">
+                  <pic:nvPicPr>
+                    <pic:cNvPr id="1296493473" name=""/>
+                    <pic:cNvPicPr/>
+                  </pic:nvPicPr>
+                  <pic:blipFill>
+                    <a:blip r:embed="rId27"/>
+                    <a:stretch>
+                      <a:fillRect/>
+                    </a:stretch>
+                  </pic:blipFill>
+                  <pic:spPr>
+                    <a:xfrm>
+                      <a:off x="0" y="0"/>
+                      <a:ext cx="3571869" cy="5038448"/>
+                    </a:xfrm>
+                    <a:prstGeom prst="rect">
+                      <a:avLst/>
+                    </a:prstGeom>
+                  </pic:spPr>
+                </pic:pic>
+              </a:graphicData>
+            </a:graphic>
+          </wp:inline>
+        </w:drawing>
+      </w:r>
+    </w:p>
+    <w:p>
+      <w:pPr>
+        <w:rPr>
+          <w:rFonts w:ascii="Times New Roman" w:hAnsi="Times New Roman" w:cs="Times New Roman"/>
+          <w:sz w:val="44"/>
+          <w:szCs w:val="44"/>
+        </w:rPr>
+      </w:pPr>
+      <w:r>
+        <w:rPr>
+          <w:rFonts w:ascii="Times New Roman" w:hAnsi="Times New Roman" w:cs="Times New Roman"/>
+          <w:sz w:val="44"/>
+          <w:szCs w:val="44"/>
+        </w:rPr>
+        <w:drawing>
+          <wp:inline distT="0" distB="0" distL="0" distR="0" wp14:anchorId="435659A9" wp14:editId="62BA721F">
+            <wp:extent cx="4925112" cy="2695951"/>
+            <wp:effectExtent l="0" t="0" r="8890" b="9525"/>
+            <wp:docPr id="883355331" name="Picture 1"/>
+            <wp:cNvGraphicFramePr>
+              <a:graphicFrameLocks xmlns:a="http://schemas.openxmlformats.org/drawingml/2006/main" noChangeAspect="1"/>
+            </wp:cNvGraphicFramePr>
+            <a:graphic xmlns:a="http://schemas.openxmlformats.org/drawingml/2006/main">
+              <a:graphicData uri="http://schemas.openxmlformats.org/drawingml/2006/picture">
+                <pic:pic xmlns:pic="http://schemas.openxmlformats.org/drawingml/2006/picture">
+                  <pic:nvPicPr>
+                    <pic:cNvPr id="883355331" name=""/>
+                    <pic:cNvPicPr/>
+                  </pic:nvPicPr>
+                  <pic:blipFill>
+                    <a:blip r:embed="rId28"/>
+                    <a:stretch>
+                      <a:fillRect/>
+                    </a:stretch>
+                  </pic:blipFill>
+                  <pic:spPr>
+                    <a:xfrm>
+                      <a:off x="0" y="0"/>
+                      <a:ext cx="4925112" cy="2695951"/>
+                    </a:xfrm>
+                    <a:prstGeom prst="rect">
+                      <a:avLst/>
+                    </a:prstGeom>
+                  </pic:spPr>
+                </pic:pic>
+              </a:graphicData>
+            </a:graphic>
+          </wp:inline>
+        </w:drawing>
+      </w:r>
     </w:p>
     <w:sectPr>
       <w:pgSz w:w="11906" w:h="16838"/>
